--- a/docs/docx/13_JSON_PARAMS.docx
+++ b/docs/docx/13_JSON_PARAMS.docx
@@ -2,7 +2,7 @@
 <file path=word/document.xml><?xml version="1.0" encoding="utf-8"?>
 <w:document xmlns:w="http://schemas.openxmlformats.org/wordprocessingml/2006/main" xmlns:m="http://schemas.openxmlformats.org/officeDocument/2006/math" xmlns:r="http://schemas.openxmlformats.org/officeDocument/2006/relationships" xmlns:o="urn:schemas-microsoft-com:office:office" xmlns:v="urn:schemas-microsoft-com:vml" xmlns:w10="urn:schemas-microsoft-com:office:word" xmlns:a="http://schemas.openxmlformats.org/drawingml/2006/main" xmlns:pic="http://schemas.openxmlformats.org/drawingml/2006/picture" xmlns:wp="http://schemas.openxmlformats.org/drawingml/2006/wordprocessingDrawing">
   <w:body>
-    <w:bookmarkStart w:id="61" w:name="json-параметры-постобработки-колонка-c"/>
+    <w:bookmarkStart w:id="63" w:name="json-параметры-постобработки-колонка-c"/>
     <w:p>
       <w:pPr>
         <w:pStyle w:val="Heading1"/>
@@ -14,6 +14,43 @@
     <w:p>
       <w:pPr>
         <w:pStyle w:val="FirstParagraph"/>
+      </w:pPr>
+      <w:r>
+        <w:rPr>
+          <w:b/>
+          <w:bCs/>
+        </w:rPr>
+        <w:t xml:space="preserve">Версия макроса:</w:t>
+      </w:r>
+      <w:r>
+        <w:t xml:space="preserve"> </w:t>
+      </w:r>
+      <w:r>
+        <w:rPr>
+          <w:b/>
+          <w:bCs/>
+        </w:rPr>
+        <w:t xml:space="preserve">3.10.696</w:t>
+      </w:r>
+      <w:r>
+        <w:t xml:space="preserve"> </w:t>
+      </w:r>
+      <w:r>
+        <w:t xml:space="preserve">(</w:t>
+      </w:r>
+      <w:r>
+        <w:rPr>
+          <w:rStyle w:val="VerbatimChar"/>
+        </w:rPr>
+        <w:t xml:space="preserve">macro-lib/version.txt</w:t>
+      </w:r>
+      <w:r>
+        <w:t xml:space="preserve">).</w:t>
+      </w:r>
+    </w:p>
+    <w:p>
+      <w:pPr>
+        <w:pStyle w:val="BodyText"/>
       </w:pPr>
       <w:r>
         <w:rPr>
@@ -21088,348 +21125,10 @@
     </w:p>
     <w:p>
       <w:pPr>
-        <w:pStyle w:val="SourceCode"/>
-      </w:pPr>
-      <w:r>
-        <w:rPr>
-          <w:rStyle w:val="OtherTok"/>
-        </w:rPr>
-        <w:t xml:space="preserve">[</w:t>
-      </w:r>
-      <w:r>
-        <w:rPr>
-          <w:rStyle w:val="FunctionTok"/>
-        </w:rPr>
-        <w:t xml:space="preserve">{</w:t>
-      </w:r>
-      <w:r>
-        <w:rPr>
-          <w:rStyle w:val="DataTypeTok"/>
-        </w:rPr>
-        <w:t xml:space="preserve">"v"</w:t>
-      </w:r>
-      <w:r>
-        <w:rPr>
-          <w:rStyle w:val="FunctionTok"/>
-        </w:rPr>
-        <w:t xml:space="preserve">:</w:t>
-      </w:r>
-      <w:r>
-        <w:rPr>
-          <w:rStyle w:val="DecValTok"/>
-        </w:rPr>
-        <w:t xml:space="preserve">1</w:t>
-      </w:r>
-      <w:r>
-        <w:rPr>
-          <w:rStyle w:val="FunctionTok"/>
-        </w:rPr>
-        <w:t xml:space="preserve">,</w:t>
-      </w:r>
-      <w:r>
-        <w:rPr>
-          <w:rStyle w:val="DataTypeTok"/>
-        </w:rPr>
-        <w:t xml:space="preserve">"fn"</w:t>
-      </w:r>
-      <w:r>
-        <w:rPr>
-          <w:rStyle w:val="FunctionTok"/>
-        </w:rPr>
-        <w:t xml:space="preserve">:</w:t>
-      </w:r>
-      <w:r>
-        <w:rPr>
-          <w:rStyle w:val="StringTok"/>
-        </w:rPr>
-        <w:t xml:space="preserve">"текстовые_операции"</w:t>
-      </w:r>
-      <w:r>
-        <w:rPr>
-          <w:rStyle w:val="FunctionTok"/>
-        </w:rPr>
-        <w:t xml:space="preserve">,</w:t>
-      </w:r>
-      <w:r>
-        <w:rPr>
-          <w:rStyle w:val="DataTypeTok"/>
-        </w:rPr>
-        <w:t xml:space="preserve">"columns"</w:t>
-      </w:r>
-      <w:r>
-        <w:rPr>
-          <w:rStyle w:val="FunctionTok"/>
-        </w:rPr>
-        <w:t xml:space="preserve">:</w:t>
-      </w:r>
-      <w:r>
-        <w:rPr>
-          <w:rStyle w:val="OtherTok"/>
-        </w:rPr>
-        <w:t xml:space="preserve">[</w:t>
-      </w:r>
-      <w:r>
-        <w:rPr>
-          <w:rStyle w:val="StringTok"/>
-        </w:rPr>
-        <w:t xml:space="preserve">"'ФИО'"</w:t>
-      </w:r>
-      <w:r>
-        <w:rPr>
-          <w:rStyle w:val="OtherTok"/>
-        </w:rPr>
-        <w:t xml:space="preserve">]</w:t>
-      </w:r>
-      <w:r>
-        <w:rPr>
-          <w:rStyle w:val="FunctionTok"/>
-        </w:rPr>
-        <w:t xml:space="preserve">,</w:t>
-      </w:r>
-      <w:r>
-        <w:rPr>
-          <w:rStyle w:val="DataTypeTok"/>
-        </w:rPr>
-        <w:t xml:space="preserve">"operations"</w:t>
-      </w:r>
-      <w:r>
-        <w:rPr>
-          <w:rStyle w:val="FunctionTok"/>
-        </w:rPr>
-        <w:t xml:space="preserve">:</w:t>
-      </w:r>
-      <w:r>
-        <w:rPr>
-          <w:rStyle w:val="OtherTok"/>
-        </w:rPr>
-        <w:t xml:space="preserve">[</w:t>
-      </w:r>
-      <w:r>
-        <w:rPr>
-          <w:rStyle w:val="FunctionTok"/>
-        </w:rPr>
-        <w:t xml:space="preserve">{</w:t>
-      </w:r>
-      <w:r>
-        <w:rPr>
-          <w:rStyle w:val="DataTypeTok"/>
-        </w:rPr>
-        <w:t xml:space="preserve">"kind"</w:t>
-      </w:r>
-      <w:r>
-        <w:rPr>
-          <w:rStyle w:val="FunctionTok"/>
-        </w:rPr>
-        <w:t xml:space="preserve">:</w:t>
-      </w:r>
-      <w:r>
-        <w:rPr>
-          <w:rStyle w:val="StringTok"/>
-        </w:rPr>
-        <w:t xml:space="preserve">"trim"</w:t>
-      </w:r>
-      <w:r>
-        <w:rPr>
-          <w:rStyle w:val="FunctionTok"/>
-        </w:rPr>
-        <w:t xml:space="preserve">}</w:t>
-      </w:r>
-      <w:r>
-        <w:rPr>
-          <w:rStyle w:val="OtherTok"/>
-        </w:rPr>
-        <w:t xml:space="preserve">]</w:t>
-      </w:r>
-      <w:r>
-        <w:rPr>
-          <w:rStyle w:val="FunctionTok"/>
-        </w:rPr>
-        <w:t xml:space="preserve">}</w:t>
-      </w:r>
-      <w:r>
-        <w:rPr>
-          <w:rStyle w:val="OtherTok"/>
-        </w:rPr>
-        <w:t xml:space="preserve">]</w:t>
-      </w:r>
-    </w:p>
-    <w:p>
-      <w:r>
-        <w:pict>
-          <v:rect style="width:0;height:1.5pt" o:hralign="center" o:hrstd="t" o:hr="t"/>
-        </w:pict>
-      </w:r>
-    </w:p>
-    <w:bookmarkEnd w:id="52"/>
-    <w:bookmarkStart w:id="53" w:name="финал-активировать_лист"/>
-    <w:p>
-      <w:pPr>
-        <w:pStyle w:val="Heading2"/>
-      </w:pPr>
-      <w:r>
-        <w:t xml:space="preserve">Финал:</w:t>
-      </w:r>
-      <w:r>
-        <w:t xml:space="preserve"> </w:t>
-      </w:r>
-      <w:r>
-        <w:rPr>
-          <w:rStyle w:val="VerbatimChar"/>
-        </w:rPr>
-        <w:t xml:space="preserve">активировать_лист</w:t>
-      </w:r>
-    </w:p>
-    <w:p>
-      <w:pPr>
-        <w:pStyle w:val="SourceCode"/>
-      </w:pPr>
-      <w:r>
-        <w:rPr>
-          <w:rStyle w:val="OtherTok"/>
-        </w:rPr>
-        <w:t xml:space="preserve">[</w:t>
-      </w:r>
-      <w:r>
-        <w:rPr>
-          <w:rStyle w:val="FunctionTok"/>
-        </w:rPr>
-        <w:t xml:space="preserve">{</w:t>
-      </w:r>
-      <w:r>
-        <w:rPr>
-          <w:rStyle w:val="DataTypeTok"/>
-        </w:rPr>
-        <w:t xml:space="preserve">"v"</w:t>
-      </w:r>
-      <w:r>
-        <w:rPr>
-          <w:rStyle w:val="FunctionTok"/>
-        </w:rPr>
-        <w:t xml:space="preserve">:</w:t>
-      </w:r>
-      <w:r>
-        <w:rPr>
-          <w:rStyle w:val="DecValTok"/>
-        </w:rPr>
-        <w:t xml:space="preserve">1</w:t>
-      </w:r>
-      <w:r>
-        <w:rPr>
-          <w:rStyle w:val="FunctionTok"/>
-        </w:rPr>
-        <w:t xml:space="preserve">,</w:t>
-      </w:r>
-      <w:r>
-        <w:rPr>
-          <w:rStyle w:val="DataTypeTok"/>
-        </w:rPr>
-        <w:t xml:space="preserve">"fn"</w:t>
-      </w:r>
-      <w:r>
-        <w:rPr>
-          <w:rStyle w:val="FunctionTok"/>
-        </w:rPr>
-        <w:t xml:space="preserve">:</w:t>
-      </w:r>
-      <w:r>
-        <w:rPr>
-          <w:rStyle w:val="StringTok"/>
-        </w:rPr>
-        <w:t xml:space="preserve">"активировать_лист"</w:t>
-      </w:r>
-      <w:r>
-        <w:rPr>
-          <w:rStyle w:val="FunctionTok"/>
-        </w:rPr>
-        <w:t xml:space="preserve">,</w:t>
-      </w:r>
-      <w:r>
-        <w:rPr>
-          <w:rStyle w:val="DataTypeTok"/>
-        </w:rPr>
-        <w:t xml:space="preserve">"target_sheet"</w:t>
-      </w:r>
-      <w:r>
-        <w:rPr>
-          <w:rStyle w:val="FunctionTok"/>
-        </w:rPr>
-        <w:t xml:space="preserve">:</w:t>
-      </w:r>
-      <w:r>
-        <w:rPr>
-          <w:rStyle w:val="StringTok"/>
-        </w:rPr>
-        <w:t xml:space="preserve">"Merge"</w:t>
-      </w:r>
-      <w:r>
-        <w:rPr>
-          <w:rStyle w:val="FunctionTok"/>
-        </w:rPr>
-        <w:t xml:space="preserve">}</w:t>
-      </w:r>
-      <w:r>
-        <w:rPr>
-          <w:rStyle w:val="OtherTok"/>
-        </w:rPr>
-        <w:t xml:space="preserve">]</w:t>
-      </w:r>
-    </w:p>
-    <w:p>
-      <w:r>
-        <w:pict>
-          <v:rect style="width:0;height:1.5pt" o:hralign="center" o:hrstd="t" o:hr="t"/>
-        </w:pict>
-      </w:r>
-    </w:p>
-    <w:bookmarkEnd w:id="53"/>
-    <w:bookmarkStart w:id="54" w:name="финал-range-копирование_диапазонов"/>
-    <w:p>
-      <w:pPr>
-        <w:pStyle w:val="Heading2"/>
-      </w:pPr>
-      <w:r>
-        <w:t xml:space="preserve">Финал / RANGE:</w:t>
-      </w:r>
-      <w:r>
-        <w:t xml:space="preserve"> </w:t>
-      </w:r>
-      <w:r>
-        <w:rPr>
-          <w:rStyle w:val="VerbatimChar"/>
-        </w:rPr>
-        <w:t xml:space="preserve">копирование_диапазонов</w:t>
-      </w:r>
-    </w:p>
-    <w:p>
-      <w:pPr>
-        <w:pStyle w:val="FirstParagraph"/>
-      </w:pPr>
-      <w:r>
-        <w:t xml:space="preserve">Копирует прямоугольник / строки / столбцы с листа-источника на один или несколько листов-приёмников</w:t>
-      </w:r>
-      <w:r>
-        <w:t xml:space="preserve"> </w:t>
-      </w:r>
-      <w:r>
-        <w:rPr>
-          <w:b/>
-          <w:bCs/>
-        </w:rPr>
-        <w:t xml:space="preserve">той же книги результата</w:t>
-      </w:r>
-      <w:r>
-        <w:t xml:space="preserve"> </w:t>
-      </w:r>
-      <w:r>
-        <w:t xml:space="preserve">(не внешние файлы).</w:t>
-      </w:r>
-    </w:p>
-    <w:p>
-      <w:pPr>
         <w:pStyle w:val="BodyText"/>
       </w:pPr>
       <w:r>
-        <w:t xml:space="preserve">Алиасы:</w:t>
+        <w:t xml:space="preserve">Стек</w:t>
       </w:r>
       <w:r>
         <w:t xml:space="preserve"> </w:t>
@@ -21438,22 +21137,25 @@
         <w:rPr>
           <w:rStyle w:val="VerbatimChar"/>
         </w:rPr>
-        <w:t xml:space="preserve">копировать_диапазон</w:t>
-      </w:r>
-      <w:r>
-        <w:t xml:space="preserve">,</w:t>
+        <w:t xml:space="preserve">ops[]</w:t>
       </w:r>
       <w:r>
         <w:t xml:space="preserve"> </w:t>
       </w:r>
       <w:r>
+        <w:t xml:space="preserve">по</w:t>
+      </w:r>
+      <w:r>
+        <w:t xml:space="preserve"> </w:t>
+      </w:r>
+      <w:r>
         <w:rPr>
           <w:rStyle w:val="VerbatimChar"/>
         </w:rPr>
-        <w:t xml:space="preserve">copy_ranges</w:t>
-      </w:r>
-      <w:r>
-        <w:t xml:space="preserve">,</w:t>
+        <w:t xml:space="preserve">columns</w:t>
+      </w:r>
+      <w:r>
+        <w:t xml:space="preserve">. Полный каталог — кнопка «Справка» в визарде /</w:t>
       </w:r>
       <w:r>
         <w:t xml:space="preserve"> </w:t>
@@ -21462,132 +21164,7 @@
         <w:rPr>
           <w:rStyle w:val="VerbatimChar"/>
         </w:rPr>
-        <w:t xml:space="preserve">copy_range</w:t>
-      </w:r>
-      <w:r>
-        <w:t xml:space="preserve">,</w:t>
-      </w:r>
-      <w:r>
-        <w:t xml:space="preserve"> </w:t>
-      </w:r>
-      <w:r>
-        <w:rPr>
-          <w:rStyle w:val="VerbatimChar"/>
-        </w:rPr>
-        <w:t xml:space="preserve">вставить_диапазон</w:t>
-      </w:r>
-      <w:r>
-        <w:t xml:space="preserve">.</w:t>
-      </w:r>
-      <w:r>
-        <w:br/>
-      </w:r>
-      <w:r>
-        <w:t xml:space="preserve">Lib:</w:t>
-      </w:r>
-      <w:r>
-        <w:t xml:space="preserve"> </w:t>
-      </w:r>
-      <w:r>
-        <w:rPr>
-          <w:rStyle w:val="VerbatimChar"/>
-        </w:rPr>
-        <w:t xml:space="preserve">lm_final_copy_ranges</w:t>
-      </w:r>
-      <w:r>
-        <w:t xml:space="preserve"> </w:t>
-      </w:r>
-      <w:r>
-        <w:t xml:space="preserve">/</w:t>
-      </w:r>
-      <w:r>
-        <w:t xml:space="preserve"> </w:t>
-      </w:r>
-      <w:r>
-        <w:rPr>
-          <w:rStyle w:val="VerbatimChar"/>
-        </w:rPr>
-        <w:t xml:space="preserve">merge_final_copy_ranges</w:t>
-      </w:r>
-      <w:r>
-        <w:t xml:space="preserve"> </w:t>
-      </w:r>
-      <w:r>
-        <w:t xml:space="preserve">(+ RANGE:</w:t>
-      </w:r>
-      <w:r>
-        <w:t xml:space="preserve"> </w:t>
-      </w:r>
-      <w:r>
-        <w:rPr>
-          <w:rStyle w:val="VerbatimChar"/>
-        </w:rPr>
-        <w:t xml:space="preserve">lm_pp_range_copy_ranges</w:t>
-      </w:r>
-      <w:r>
-        <w:t xml:space="preserve">).</w:t>
-      </w:r>
-    </w:p>
-    <w:p>
-      <w:pPr>
-        <w:pStyle w:val="BodyText"/>
-      </w:pPr>
-      <w:r>
-        <w:t xml:space="preserve">Не путать с</w:t>
-      </w:r>
-      <w:r>
-        <w:t xml:space="preserve"> </w:t>
-      </w:r>
-      <w:r>
-        <w:rPr>
-          <w:rStyle w:val="VerbatimChar"/>
-        </w:rPr>
-        <w:t xml:space="preserve">копировать_значения</w:t>
-      </w:r>
-      <w:r>
-        <w:t xml:space="preserve"> </w:t>
-      </w:r>
-      <w:r>
-        <w:t xml:space="preserve">(формулы→значения на том же диапазоне),</w:t>
-      </w:r>
-      <w:r>
-        <w:t xml:space="preserve"> </w:t>
-      </w:r>
-      <w:r>
-        <w:rPr>
-          <w:rStyle w:val="VerbatimChar"/>
-        </w:rPr>
-        <w:t xml:space="preserve">копировать_переместить_лист</w:t>
-      </w:r>
-      <w:r>
-        <w:t xml:space="preserve"> </w:t>
-      </w:r>
-      <w:r>
-        <w:t xml:space="preserve">(целая вкладка),</w:t>
-      </w:r>
-      <w:r>
-        <w:t xml:space="preserve"> </w:t>
-      </w:r>
-      <w:r>
-        <w:rPr>
-          <w:rStyle w:val="VerbatimChar"/>
-        </w:rPr>
-        <w:t xml:space="preserve">разделить_листы</w:t>
-      </w:r>
-      <w:r>
-        <w:t xml:space="preserve"> </w:t>
-      </w:r>
-      <w:r>
-        <w:t xml:space="preserve">/</w:t>
-      </w:r>
-      <w:r>
-        <w:t xml:space="preserve"> </w:t>
-      </w:r>
-      <w:r>
-        <w:rPr>
-          <w:rStyle w:val="VerbatimChar"/>
-        </w:rPr>
-        <w:t xml:space="preserve">split_mode=copy_range</w:t>
+        <w:t xml:space="preserve">libre_macros_wizard_help_cfg.py</w:t>
       </w:r>
       <w:r>
         <w:t xml:space="preserve">.</w:t>
@@ -21654,6 +21231,1095 @@
               <w:rPr>
                 <w:rStyle w:val="VerbatimChar"/>
               </w:rPr>
+              <w:t xml:space="preserve">columns</w:t>
+            </w:r>
+          </w:p>
+        </w:tc>
+        <w:tc>
+          <w:tcPr/>
+          <w:p>
+            <w:pPr>
+              <w:pStyle w:val="Compact"/>
+            </w:pPr>
+            <w:r>
+              <w:rPr>
+                <w:rStyle w:val="VerbatimChar"/>
+              </w:rPr>
+              <w:t xml:space="preserve">[]</w:t>
+            </w:r>
+          </w:p>
+        </w:tc>
+        <w:tc>
+          <w:tcPr/>
+          <w:p>
+            <w:pPr>
+              <w:pStyle w:val="Compact"/>
+            </w:pPr>
+            <w:r>
+              <w:t xml:space="preserve">Столбцы (</w:t>
+            </w:r>
+            <w:r>
+              <w:rPr>
+                <w:rStyle w:val="VerbatimChar"/>
+              </w:rPr>
+              <w:t xml:space="preserve">'Имя'</w:t>
+            </w:r>
+            <w:r>
+              <w:t xml:space="preserve"> </w:t>
+            </w:r>
+            <w:r>
+              <w:t xml:space="preserve">= exact)</w:t>
+            </w:r>
+          </w:p>
+        </w:tc>
+      </w:tr>
+      <w:tr>
+        <w:tc>
+          <w:tcPr/>
+          <w:p>
+            <w:pPr>
+              <w:pStyle w:val="Compact"/>
+            </w:pPr>
+            <w:r>
+              <w:rPr>
+                <w:rStyle w:val="VerbatimChar"/>
+              </w:rPr>
+              <w:t xml:space="preserve">ops</w:t>
+            </w:r>
+          </w:p>
+        </w:tc>
+        <w:tc>
+          <w:tcPr/>
+          <w:p>
+            <w:pPr>
+              <w:pStyle w:val="Compact"/>
+            </w:pPr>
+            <w:r>
+              <w:rPr>
+                <w:rStyle w:val="VerbatimChar"/>
+              </w:rPr>
+              <w:t xml:space="preserve">[]</w:t>
+            </w:r>
+          </w:p>
+        </w:tc>
+        <w:tc>
+          <w:tcPr/>
+          <w:p>
+            <w:pPr>
+              <w:pStyle w:val="Compact"/>
+            </w:pPr>
+            <w:r>
+              <w:t xml:space="preserve">Список</w:t>
+            </w:r>
+            <w:r>
+              <w:t xml:space="preserve"> </w:t>
+            </w:r>
+            <w:r>
+              <w:rPr>
+                <w:rStyle w:val="VerbatimChar"/>
+              </w:rPr>
+              <w:t xml:space="preserve">{op, …}</w:t>
+            </w:r>
+            <w:r>
+              <w:t xml:space="preserve">; см. docs/05</w:t>
+            </w:r>
+          </w:p>
+        </w:tc>
+      </w:tr>
+      <w:tr>
+        <w:tc>
+          <w:tcPr/>
+          <w:p>
+            <w:pPr>
+              <w:pStyle w:val="Compact"/>
+            </w:pPr>
+            <w:r>
+              <w:rPr>
+                <w:rStyle w:val="VerbatimChar"/>
+              </w:rPr>
+              <w:t xml:space="preserve">non_text</w:t>
+            </w:r>
+          </w:p>
+        </w:tc>
+        <w:tc>
+          <w:tcPr/>
+          <w:p>
+            <w:pPr>
+              <w:pStyle w:val="Compact"/>
+            </w:pPr>
+            <w:r>
+              <w:rPr>
+                <w:rStyle w:val="VerbatimChar"/>
+              </w:rPr>
+              <w:t xml:space="preserve">skip</w:t>
+            </w:r>
+          </w:p>
+        </w:tc>
+        <w:tc>
+          <w:tcPr/>
+          <w:p>
+            <w:pPr>
+              <w:pStyle w:val="Compact"/>
+            </w:pPr>
+            <w:r>
+              <w:rPr>
+                <w:rStyle w:val="VerbatimChar"/>
+              </w:rPr>
+              <w:t xml:space="preserve">skip</w:t>
+            </w:r>
+            <w:r>
+              <w:t xml:space="preserve"> </w:t>
+            </w:r>
+            <w:r>
+              <w:t xml:space="preserve">|</w:t>
+            </w:r>
+            <w:r>
+              <w:t xml:space="preserve"> </w:t>
+            </w:r>
+            <w:r>
+              <w:rPr>
+                <w:rStyle w:val="VerbatimChar"/>
+              </w:rPr>
+              <w:t xml:space="preserve">coerce</w:t>
+            </w:r>
+            <w:r>
+              <w:t xml:space="preserve"> </w:t>
+            </w:r>
+            <w:r>
+              <w:t xml:space="preserve">|</w:t>
+            </w:r>
+            <w:r>
+              <w:t xml:space="preserve"> </w:t>
+            </w:r>
+            <w:r>
+              <w:rPr>
+                <w:rStyle w:val="VerbatimChar"/>
+              </w:rPr>
+              <w:t xml:space="preserve">error</w:t>
+            </w:r>
+          </w:p>
+        </w:tc>
+      </w:tr>
+      <w:tr>
+        <w:tc>
+          <w:tcPr/>
+          <w:p>
+            <w:pPr>
+              <w:pStyle w:val="Compact"/>
+            </w:pPr>
+            <w:r>
+              <w:rPr>
+                <w:rStyle w:val="VerbatimChar"/>
+              </w:rPr>
+              <w:t xml:space="preserve">on_error</w:t>
+            </w:r>
+          </w:p>
+        </w:tc>
+        <w:tc>
+          <w:tcPr/>
+          <w:p>
+            <w:pPr>
+              <w:pStyle w:val="Compact"/>
+            </w:pPr>
+            <w:r>
+              <w:rPr>
+                <w:rStyle w:val="VerbatimChar"/>
+              </w:rPr>
+              <w:t xml:space="preserve">keep</w:t>
+            </w:r>
+          </w:p>
+        </w:tc>
+        <w:tc>
+          <w:tcPr/>
+          <w:p>
+            <w:pPr>
+              <w:pStyle w:val="Compact"/>
+            </w:pPr>
+            <w:r>
+              <w:rPr>
+                <w:rStyle w:val="VerbatimChar"/>
+              </w:rPr>
+              <w:t xml:space="preserve">keep</w:t>
+            </w:r>
+            <w:r>
+              <w:t xml:space="preserve"> </w:t>
+            </w:r>
+            <w:r>
+              <w:t xml:space="preserve">|</w:t>
+            </w:r>
+            <w:r>
+              <w:t xml:space="preserve"> </w:t>
+            </w:r>
+            <w:r>
+              <w:rPr>
+                <w:rStyle w:val="VerbatimChar"/>
+              </w:rPr>
+              <w:t xml:space="preserve">empty</w:t>
+            </w:r>
+            <w:r>
+              <w:t xml:space="preserve"> </w:t>
+            </w:r>
+            <w:r>
+              <w:t xml:space="preserve">|</w:t>
+            </w:r>
+            <w:r>
+              <w:t xml:space="preserve"> </w:t>
+            </w:r>
+            <w:r>
+              <w:rPr>
+                <w:rStyle w:val="VerbatimChar"/>
+              </w:rPr>
+              <w:t xml:space="preserve">stop</w:t>
+            </w:r>
+          </w:p>
+        </w:tc>
+      </w:tr>
+      <w:tr>
+        <w:tc>
+          <w:tcPr/>
+          <w:p>
+            <w:pPr>
+              <w:pStyle w:val="Compact"/>
+            </w:pPr>
+            <w:r>
+              <w:rPr>
+                <w:rStyle w:val="VerbatimChar"/>
+              </w:rPr>
+              <w:t xml:space="preserve">key</w:t>
+            </w:r>
+            <w:r>
+              <w:t xml:space="preserve"> </w:t>
+            </w:r>
+            <w:r>
+              <w:t xml:space="preserve">/</w:t>
+            </w:r>
+            <w:r>
+              <w:t xml:space="preserve"> </w:t>
+            </w:r>
+            <w:r>
+              <w:rPr>
+                <w:rStyle w:val="VerbatimChar"/>
+              </w:rPr>
+              <w:t xml:space="preserve">key_cell</w:t>
+            </w:r>
+            <w:r>
+              <w:t xml:space="preserve"> </w:t>
+            </w:r>
+            <w:r>
+              <w:t xml:space="preserve">/</w:t>
+            </w:r>
+            <w:r>
+              <w:t xml:space="preserve"> </w:t>
+            </w:r>
+            <w:r>
+              <w:rPr>
+                <w:rStyle w:val="VerbatimChar"/>
+              </w:rPr>
+              <w:t xml:space="preserve">key_file</w:t>
+            </w:r>
+          </w:p>
+        </w:tc>
+        <w:tc>
+          <w:tcPr/>
+          <w:p>
+            <w:pPr>
+              <w:pStyle w:val="Compact"/>
+            </w:pPr>
+            <w:r>
+              <w:t xml:space="preserve">—</w:t>
+            </w:r>
+          </w:p>
+        </w:tc>
+        <w:tc>
+          <w:tcPr/>
+          <w:p>
+            <w:pPr>
+              <w:pStyle w:val="Compact"/>
+            </w:pPr>
+            <w:r>
+              <w:t xml:space="preserve">Ровно один канал для encrypt/decrypt</w:t>
+            </w:r>
+          </w:p>
+        </w:tc>
+      </w:tr>
+    </w:tbl>
+    <w:p>
+      <w:pPr>
+        <w:pStyle w:val="SourceCode"/>
+      </w:pPr>
+      <w:r>
+        <w:rPr>
+          <w:rStyle w:val="OtherTok"/>
+        </w:rPr>
+        <w:t xml:space="preserve">[</w:t>
+      </w:r>
+      <w:r>
+        <w:rPr>
+          <w:rStyle w:val="FunctionTok"/>
+        </w:rPr>
+        <w:t xml:space="preserve">{</w:t>
+      </w:r>
+      <w:r>
+        <w:rPr>
+          <w:rStyle w:val="DataTypeTok"/>
+        </w:rPr>
+        <w:t xml:space="preserve">"v"</w:t>
+      </w:r>
+      <w:r>
+        <w:rPr>
+          <w:rStyle w:val="FunctionTok"/>
+        </w:rPr>
+        <w:t xml:space="preserve">:</w:t>
+      </w:r>
+      <w:r>
+        <w:rPr>
+          <w:rStyle w:val="DecValTok"/>
+        </w:rPr>
+        <w:t xml:space="preserve">1</w:t>
+      </w:r>
+      <w:r>
+        <w:rPr>
+          <w:rStyle w:val="FunctionTok"/>
+        </w:rPr>
+        <w:t xml:space="preserve">,</w:t>
+      </w:r>
+      <w:r>
+        <w:rPr>
+          <w:rStyle w:val="DataTypeTok"/>
+        </w:rPr>
+        <w:t xml:space="preserve">"fn"</w:t>
+      </w:r>
+      <w:r>
+        <w:rPr>
+          <w:rStyle w:val="FunctionTok"/>
+        </w:rPr>
+        <w:t xml:space="preserve">:</w:t>
+      </w:r>
+      <w:r>
+        <w:rPr>
+          <w:rStyle w:val="StringTok"/>
+        </w:rPr>
+        <w:t xml:space="preserve">"текстовые_операции"</w:t>
+      </w:r>
+      <w:r>
+        <w:rPr>
+          <w:rStyle w:val="FunctionTok"/>
+        </w:rPr>
+        <w:t xml:space="preserve">,</w:t>
+      </w:r>
+      <w:r>
+        <w:rPr>
+          <w:rStyle w:val="DataTypeTok"/>
+        </w:rPr>
+        <w:t xml:space="preserve">"columns"</w:t>
+      </w:r>
+      <w:r>
+        <w:rPr>
+          <w:rStyle w:val="FunctionTok"/>
+        </w:rPr>
+        <w:t xml:space="preserve">:</w:t>
+      </w:r>
+      <w:r>
+        <w:rPr>
+          <w:rStyle w:val="OtherTok"/>
+        </w:rPr>
+        <w:t xml:space="preserve">[</w:t>
+      </w:r>
+      <w:r>
+        <w:rPr>
+          <w:rStyle w:val="StringTok"/>
+        </w:rPr>
+        <w:t xml:space="preserve">"'ФИО'"</w:t>
+      </w:r>
+      <w:r>
+        <w:rPr>
+          <w:rStyle w:val="OtherTok"/>
+        </w:rPr>
+        <w:t xml:space="preserve">]</w:t>
+      </w:r>
+      <w:r>
+        <w:rPr>
+          <w:rStyle w:val="FunctionTok"/>
+        </w:rPr>
+        <w:t xml:space="preserve">,</w:t>
+      </w:r>
+      <w:r>
+        <w:br/>
+      </w:r>
+      <w:r>
+        <w:rPr>
+          <w:rStyle w:val="NormalTok"/>
+        </w:rPr>
+        <w:t xml:space="preserve">  </w:t>
+      </w:r>
+      <w:r>
+        <w:rPr>
+          <w:rStyle w:val="DataTypeTok"/>
+        </w:rPr>
+        <w:t xml:space="preserve">"ops"</w:t>
+      </w:r>
+      <w:r>
+        <w:rPr>
+          <w:rStyle w:val="FunctionTok"/>
+        </w:rPr>
+        <w:t xml:space="preserve">:</w:t>
+      </w:r>
+      <w:r>
+        <w:rPr>
+          <w:rStyle w:val="OtherTok"/>
+        </w:rPr>
+        <w:t xml:space="preserve">[</w:t>
+      </w:r>
+      <w:r>
+        <w:rPr>
+          <w:rStyle w:val="FunctionTok"/>
+        </w:rPr>
+        <w:t xml:space="preserve">{</w:t>
+      </w:r>
+      <w:r>
+        <w:rPr>
+          <w:rStyle w:val="DataTypeTok"/>
+        </w:rPr>
+        <w:t xml:space="preserve">"op"</w:t>
+      </w:r>
+      <w:r>
+        <w:rPr>
+          <w:rStyle w:val="FunctionTok"/>
+        </w:rPr>
+        <w:t xml:space="preserve">:</w:t>
+      </w:r>
+      <w:r>
+        <w:rPr>
+          <w:rStyle w:val="StringTok"/>
+        </w:rPr>
+        <w:t xml:space="preserve">"collapse_ws"</w:t>
+      </w:r>
+      <w:r>
+        <w:rPr>
+          <w:rStyle w:val="FunctionTok"/>
+        </w:rPr>
+        <w:t xml:space="preserve">}</w:t>
+      </w:r>
+      <w:r>
+        <w:rPr>
+          <w:rStyle w:val="OtherTok"/>
+        </w:rPr>
+        <w:t xml:space="preserve">,</w:t>
+      </w:r>
+      <w:r>
+        <w:rPr>
+          <w:rStyle w:val="FunctionTok"/>
+        </w:rPr>
+        <w:t xml:space="preserve">{</w:t>
+      </w:r>
+      <w:r>
+        <w:rPr>
+          <w:rStyle w:val="DataTypeTok"/>
+        </w:rPr>
+        <w:t xml:space="preserve">"op"</w:t>
+      </w:r>
+      <w:r>
+        <w:rPr>
+          <w:rStyle w:val="FunctionTok"/>
+        </w:rPr>
+        <w:t xml:space="preserve">:</w:t>
+      </w:r>
+      <w:r>
+        <w:rPr>
+          <w:rStyle w:val="StringTok"/>
+        </w:rPr>
+        <w:t xml:space="preserve">"case"</w:t>
+      </w:r>
+      <w:r>
+        <w:rPr>
+          <w:rStyle w:val="FunctionTok"/>
+        </w:rPr>
+        <w:t xml:space="preserve">,</w:t>
+      </w:r>
+      <w:r>
+        <w:rPr>
+          <w:rStyle w:val="DataTypeTok"/>
+        </w:rPr>
+        <w:t xml:space="preserve">"mode"</w:t>
+      </w:r>
+      <w:r>
+        <w:rPr>
+          <w:rStyle w:val="FunctionTok"/>
+        </w:rPr>
+        <w:t xml:space="preserve">:</w:t>
+      </w:r>
+      <w:r>
+        <w:rPr>
+          <w:rStyle w:val="StringTok"/>
+        </w:rPr>
+        <w:t xml:space="preserve">"proper"</w:t>
+      </w:r>
+      <w:r>
+        <w:rPr>
+          <w:rStyle w:val="FunctionTok"/>
+        </w:rPr>
+        <w:t xml:space="preserve">}</w:t>
+      </w:r>
+      <w:r>
+        <w:rPr>
+          <w:rStyle w:val="OtherTok"/>
+        </w:rPr>
+        <w:t xml:space="preserve">]</w:t>
+      </w:r>
+      <w:r>
+        <w:rPr>
+          <w:rStyle w:val="FunctionTok"/>
+        </w:rPr>
+        <w:t xml:space="preserve">,</w:t>
+      </w:r>
+      <w:r>
+        <w:br/>
+      </w:r>
+      <w:r>
+        <w:rPr>
+          <w:rStyle w:val="NormalTok"/>
+        </w:rPr>
+        <w:t xml:space="preserve">  </w:t>
+      </w:r>
+      <w:r>
+        <w:rPr>
+          <w:rStyle w:val="DataTypeTok"/>
+        </w:rPr>
+        <w:t xml:space="preserve">"non_text"</w:t>
+      </w:r>
+      <w:r>
+        <w:rPr>
+          <w:rStyle w:val="FunctionTok"/>
+        </w:rPr>
+        <w:t xml:space="preserve">:</w:t>
+      </w:r>
+      <w:r>
+        <w:rPr>
+          <w:rStyle w:val="StringTok"/>
+        </w:rPr>
+        <w:t xml:space="preserve">"skip"</w:t>
+      </w:r>
+      <w:r>
+        <w:rPr>
+          <w:rStyle w:val="FunctionTok"/>
+        </w:rPr>
+        <w:t xml:space="preserve">,</w:t>
+      </w:r>
+      <w:r>
+        <w:rPr>
+          <w:rStyle w:val="DataTypeTok"/>
+        </w:rPr>
+        <w:t xml:space="preserve">"on_error"</w:t>
+      </w:r>
+      <w:r>
+        <w:rPr>
+          <w:rStyle w:val="FunctionTok"/>
+        </w:rPr>
+        <w:t xml:space="preserve">:</w:t>
+      </w:r>
+      <w:r>
+        <w:rPr>
+          <w:rStyle w:val="StringTok"/>
+        </w:rPr>
+        <w:t xml:space="preserve">"keep"</w:t>
+      </w:r>
+      <w:r>
+        <w:rPr>
+          <w:rStyle w:val="FunctionTok"/>
+        </w:rPr>
+        <w:t xml:space="preserve">}</w:t>
+      </w:r>
+      <w:r>
+        <w:rPr>
+          <w:rStyle w:val="OtherTok"/>
+        </w:rPr>
+        <w:t xml:space="preserve">]</w:t>
+      </w:r>
+    </w:p>
+    <w:p>
+      <w:r>
+        <w:pict>
+          <v:rect style="width:0;height:1.5pt" o:hralign="center" o:hrstd="t" o:hr="t"/>
+        </w:pict>
+      </w:r>
+    </w:p>
+    <w:bookmarkEnd w:id="52"/>
+    <w:bookmarkStart w:id="53" w:name="финал-активировать_лист"/>
+    <w:p>
+      <w:pPr>
+        <w:pStyle w:val="Heading2"/>
+      </w:pPr>
+      <w:r>
+        <w:t xml:space="preserve">Финал:</w:t>
+      </w:r>
+      <w:r>
+        <w:t xml:space="preserve"> </w:t>
+      </w:r>
+      <w:r>
+        <w:rPr>
+          <w:rStyle w:val="VerbatimChar"/>
+        </w:rPr>
+        <w:t xml:space="preserve">активировать_лист</w:t>
+      </w:r>
+    </w:p>
+    <w:p>
+      <w:pPr>
+        <w:pStyle w:val="SourceCode"/>
+      </w:pPr>
+      <w:r>
+        <w:rPr>
+          <w:rStyle w:val="OtherTok"/>
+        </w:rPr>
+        <w:t xml:space="preserve">[</w:t>
+      </w:r>
+      <w:r>
+        <w:rPr>
+          <w:rStyle w:val="FunctionTok"/>
+        </w:rPr>
+        <w:t xml:space="preserve">{</w:t>
+      </w:r>
+      <w:r>
+        <w:rPr>
+          <w:rStyle w:val="DataTypeTok"/>
+        </w:rPr>
+        <w:t xml:space="preserve">"v"</w:t>
+      </w:r>
+      <w:r>
+        <w:rPr>
+          <w:rStyle w:val="FunctionTok"/>
+        </w:rPr>
+        <w:t xml:space="preserve">:</w:t>
+      </w:r>
+      <w:r>
+        <w:rPr>
+          <w:rStyle w:val="DecValTok"/>
+        </w:rPr>
+        <w:t xml:space="preserve">1</w:t>
+      </w:r>
+      <w:r>
+        <w:rPr>
+          <w:rStyle w:val="FunctionTok"/>
+        </w:rPr>
+        <w:t xml:space="preserve">,</w:t>
+      </w:r>
+      <w:r>
+        <w:rPr>
+          <w:rStyle w:val="DataTypeTok"/>
+        </w:rPr>
+        <w:t xml:space="preserve">"fn"</w:t>
+      </w:r>
+      <w:r>
+        <w:rPr>
+          <w:rStyle w:val="FunctionTok"/>
+        </w:rPr>
+        <w:t xml:space="preserve">:</w:t>
+      </w:r>
+      <w:r>
+        <w:rPr>
+          <w:rStyle w:val="StringTok"/>
+        </w:rPr>
+        <w:t xml:space="preserve">"активировать_лист"</w:t>
+      </w:r>
+      <w:r>
+        <w:rPr>
+          <w:rStyle w:val="FunctionTok"/>
+        </w:rPr>
+        <w:t xml:space="preserve">,</w:t>
+      </w:r>
+      <w:r>
+        <w:rPr>
+          <w:rStyle w:val="DataTypeTok"/>
+        </w:rPr>
+        <w:t xml:space="preserve">"target_sheet"</w:t>
+      </w:r>
+      <w:r>
+        <w:rPr>
+          <w:rStyle w:val="FunctionTok"/>
+        </w:rPr>
+        <w:t xml:space="preserve">:</w:t>
+      </w:r>
+      <w:r>
+        <w:rPr>
+          <w:rStyle w:val="StringTok"/>
+        </w:rPr>
+        <w:t xml:space="preserve">"Merge"</w:t>
+      </w:r>
+      <w:r>
+        <w:rPr>
+          <w:rStyle w:val="FunctionTok"/>
+        </w:rPr>
+        <w:t xml:space="preserve">,</w:t>
+      </w:r>
+      <w:r>
+        <w:rPr>
+          <w:rStyle w:val="DataTypeTok"/>
+        </w:rPr>
+        <w:t xml:space="preserve">"tab_color"</w:t>
+      </w:r>
+      <w:r>
+        <w:rPr>
+          <w:rStyle w:val="FunctionTok"/>
+        </w:rPr>
+        <w:t xml:space="preserve">:</w:t>
+      </w:r>
+      <w:r>
+        <w:rPr>
+          <w:rStyle w:val="StringTok"/>
+        </w:rPr>
+        <w:t xml:space="preserve">"голубой"</w:t>
+      </w:r>
+      <w:r>
+        <w:rPr>
+          <w:rStyle w:val="FunctionTok"/>
+        </w:rPr>
+        <w:t xml:space="preserve">}</w:t>
+      </w:r>
+      <w:r>
+        <w:rPr>
+          <w:rStyle w:val="OtherTok"/>
+        </w:rPr>
+        <w:t xml:space="preserve">]</w:t>
+      </w:r>
+    </w:p>
+    <w:p>
+      <w:pPr>
+        <w:pStyle w:val="FirstParagraph"/>
+      </w:pPr>
+      <w:r>
+        <w:rPr>
+          <w:rStyle w:val="VerbatimChar"/>
+        </w:rPr>
+        <w:t xml:space="preserve">tab_color</w:t>
+      </w:r>
+      <w:r>
+        <w:t xml:space="preserve"> </w:t>
+      </w:r>
+      <w:r>
+        <w:t xml:space="preserve">— опционально: цвет ярлычка (имя из пресетов /</w:t>
+      </w:r>
+      <w:r>
+        <w:t xml:space="preserve"> </w:t>
+      </w:r>
+      <w:r>
+        <w:rPr>
+          <w:rStyle w:val="VerbatimChar"/>
+        </w:rPr>
+        <w:t xml:space="preserve">#RRGGBB</w:t>
+      </w:r>
+      <w:r>
+        <w:t xml:space="preserve">);</w:t>
+      </w:r>
+      <w:r>
+        <w:t xml:space="preserve"> </w:t>
+      </w:r>
+      <w:r>
+        <w:rPr>
+          <w:rStyle w:val="VerbatimChar"/>
+        </w:rPr>
+        <w:t xml:space="preserve">нет</w:t>
+      </w:r>
+      <w:r>
+        <w:t xml:space="preserve"> </w:t>
+      </w:r>
+      <w:r>
+        <w:t xml:space="preserve">/</w:t>
+      </w:r>
+      <w:r>
+        <w:t xml:space="preserve"> </w:t>
+      </w:r>
+      <w:r>
+        <w:rPr>
+          <w:rStyle w:val="VerbatimChar"/>
+        </w:rPr>
+        <w:t xml:space="preserve">сброс</w:t>
+      </w:r>
+      <w:r>
+        <w:t xml:space="preserve"> </w:t>
+      </w:r>
+      <w:r>
+        <w:t xml:space="preserve">— системный цвет; пусто — не менять.</w:t>
+      </w:r>
+    </w:p>
+    <w:p>
+      <w:r>
+        <w:pict>
+          <v:rect style="width:0;height:1.5pt" o:hralign="center" o:hrstd="t" o:hr="t"/>
+        </w:pict>
+      </w:r>
+    </w:p>
+    <w:bookmarkEnd w:id="53"/>
+    <w:bookmarkStart w:id="54" w:name="финал-range-копирование_диапазонов"/>
+    <w:p>
+      <w:pPr>
+        <w:pStyle w:val="Heading2"/>
+      </w:pPr>
+      <w:r>
+        <w:t xml:space="preserve">Финал / RANGE:</w:t>
+      </w:r>
+      <w:r>
+        <w:t xml:space="preserve"> </w:t>
+      </w:r>
+      <w:r>
+        <w:rPr>
+          <w:rStyle w:val="VerbatimChar"/>
+        </w:rPr>
+        <w:t xml:space="preserve">копирование_диапазонов</w:t>
+      </w:r>
+    </w:p>
+    <w:p>
+      <w:pPr>
+        <w:pStyle w:val="FirstParagraph"/>
+      </w:pPr>
+      <w:r>
+        <w:t xml:space="preserve">Копирует прямоугольник / строки / столбцы с листа-источника на один или несколько листов-приёмников</w:t>
+      </w:r>
+      <w:r>
+        <w:t xml:space="preserve"> </w:t>
+      </w:r>
+      <w:r>
+        <w:rPr>
+          <w:b/>
+          <w:bCs/>
+        </w:rPr>
+        <w:t xml:space="preserve">той же книги результата</w:t>
+      </w:r>
+      <w:r>
+        <w:t xml:space="preserve"> </w:t>
+      </w:r>
+      <w:r>
+        <w:t xml:space="preserve">(не внешние файлы).</w:t>
+      </w:r>
+    </w:p>
+    <w:p>
+      <w:pPr>
+        <w:pStyle w:val="BodyText"/>
+      </w:pPr>
+      <w:r>
+        <w:t xml:space="preserve">Алиасы:</w:t>
+      </w:r>
+      <w:r>
+        <w:t xml:space="preserve"> </w:t>
+      </w:r>
+      <w:r>
+        <w:rPr>
+          <w:rStyle w:val="VerbatimChar"/>
+        </w:rPr>
+        <w:t xml:space="preserve">копировать_диапазон</w:t>
+      </w:r>
+      <w:r>
+        <w:t xml:space="preserve">,</w:t>
+      </w:r>
+      <w:r>
+        <w:t xml:space="preserve"> </w:t>
+      </w:r>
+      <w:r>
+        <w:rPr>
+          <w:rStyle w:val="VerbatimChar"/>
+        </w:rPr>
+        <w:t xml:space="preserve">copy_ranges</w:t>
+      </w:r>
+      <w:r>
+        <w:t xml:space="preserve">,</w:t>
+      </w:r>
+      <w:r>
+        <w:t xml:space="preserve"> </w:t>
+      </w:r>
+      <w:r>
+        <w:rPr>
+          <w:rStyle w:val="VerbatimChar"/>
+        </w:rPr>
+        <w:t xml:space="preserve">copy_range</w:t>
+      </w:r>
+      <w:r>
+        <w:t xml:space="preserve">,</w:t>
+      </w:r>
+      <w:r>
+        <w:t xml:space="preserve"> </w:t>
+      </w:r>
+      <w:r>
+        <w:rPr>
+          <w:rStyle w:val="VerbatimChar"/>
+        </w:rPr>
+        <w:t xml:space="preserve">вставить_диапазон</w:t>
+      </w:r>
+      <w:r>
+        <w:t xml:space="preserve">.</w:t>
+      </w:r>
+      <w:r>
+        <w:br/>
+      </w:r>
+      <w:r>
+        <w:t xml:space="preserve">Lib:</w:t>
+      </w:r>
+      <w:r>
+        <w:t xml:space="preserve"> </w:t>
+      </w:r>
+      <w:r>
+        <w:rPr>
+          <w:rStyle w:val="VerbatimChar"/>
+        </w:rPr>
+        <w:t xml:space="preserve">lm_final_copy_ranges</w:t>
+      </w:r>
+      <w:r>
+        <w:t xml:space="preserve"> </w:t>
+      </w:r>
+      <w:r>
+        <w:t xml:space="preserve">/</w:t>
+      </w:r>
+      <w:r>
+        <w:t xml:space="preserve"> </w:t>
+      </w:r>
+      <w:r>
+        <w:rPr>
+          <w:rStyle w:val="VerbatimChar"/>
+        </w:rPr>
+        <w:t xml:space="preserve">merge_final_copy_ranges</w:t>
+      </w:r>
+      <w:r>
+        <w:t xml:space="preserve"> </w:t>
+      </w:r>
+      <w:r>
+        <w:t xml:space="preserve">(+ RANGE:</w:t>
+      </w:r>
+      <w:r>
+        <w:t xml:space="preserve"> </w:t>
+      </w:r>
+      <w:r>
+        <w:rPr>
+          <w:rStyle w:val="VerbatimChar"/>
+        </w:rPr>
+        <w:t xml:space="preserve">lm_pp_range_copy_ranges</w:t>
+      </w:r>
+      <w:r>
+        <w:t xml:space="preserve">).</w:t>
+      </w:r>
+    </w:p>
+    <w:p>
+      <w:pPr>
+        <w:pStyle w:val="BodyText"/>
+      </w:pPr>
+      <w:r>
+        <w:t xml:space="preserve">Не путать с</w:t>
+      </w:r>
+      <w:r>
+        <w:t xml:space="preserve"> </w:t>
+      </w:r>
+      <w:r>
+        <w:rPr>
+          <w:rStyle w:val="VerbatimChar"/>
+        </w:rPr>
+        <w:t xml:space="preserve">копировать_значения</w:t>
+      </w:r>
+      <w:r>
+        <w:t xml:space="preserve"> </w:t>
+      </w:r>
+      <w:r>
+        <w:t xml:space="preserve">(формулы→значения на том же диапазоне),</w:t>
+      </w:r>
+      <w:r>
+        <w:t xml:space="preserve"> </w:t>
+      </w:r>
+      <w:r>
+        <w:rPr>
+          <w:rStyle w:val="VerbatimChar"/>
+        </w:rPr>
+        <w:t xml:space="preserve">копировать_переместить_лист</w:t>
+      </w:r>
+      <w:r>
+        <w:t xml:space="preserve"> </w:t>
+      </w:r>
+      <w:r>
+        <w:t xml:space="preserve">(целая вкладка),</w:t>
+      </w:r>
+      <w:r>
+        <w:t xml:space="preserve"> </w:t>
+      </w:r>
+      <w:r>
+        <w:rPr>
+          <w:rStyle w:val="VerbatimChar"/>
+        </w:rPr>
+        <w:t xml:space="preserve">разделить_листы</w:t>
+      </w:r>
+      <w:r>
+        <w:t xml:space="preserve"> </w:t>
+      </w:r>
+      <w:r>
+        <w:t xml:space="preserve">/</w:t>
+      </w:r>
+      <w:r>
+        <w:t xml:space="preserve"> </w:t>
+      </w:r>
+      <w:r>
+        <w:rPr>
+          <w:rStyle w:val="VerbatimChar"/>
+        </w:rPr>
+        <w:t xml:space="preserve">split_mode=copy_range</w:t>
+      </w:r>
+      <w:r>
+        <w:t xml:space="preserve">.</w:t>
+      </w:r>
+    </w:p>
+    <w:tbl>
+      <w:tblPr>
+        <w:tblStyle w:val="Table"/>
+        <w:tblW w:type="pct" w:w="5000"/>
+        <w:tblLayout w:type="fixed"/>
+        <w:tblLook w:firstRow="1" w:lastRow="0" w:firstColumn="0" w:lastColumn="0" w:noHBand="0" w:noVBand="0" w:val="0020"/>
+      </w:tblPr>
+      <w:tblGrid>
+        <w:gridCol w:w="2066"/>
+        <w:gridCol w:w="3099"/>
+        <w:gridCol w:w="2754"/>
+      </w:tblGrid>
+      <w:tr>
+        <w:trPr>
+          <w:tblHeader w:val="on"/>
+        </w:trPr>
+        <w:tc>
+          <w:tcPr/>
+          <w:p>
+            <w:pPr>
+              <w:pStyle w:val="Compact"/>
+            </w:pPr>
+            <w:r>
+              <w:t xml:space="preserve">Поле</w:t>
+            </w:r>
+          </w:p>
+        </w:tc>
+        <w:tc>
+          <w:tcPr/>
+          <w:p>
+            <w:pPr>
+              <w:pStyle w:val="Compact"/>
+            </w:pPr>
+            <w:r>
+              <w:t xml:space="preserve">Default</w:t>
+            </w:r>
+          </w:p>
+        </w:tc>
+        <w:tc>
+          <w:tcPr/>
+          <w:p>
+            <w:pPr>
+              <w:pStyle w:val="Compact"/>
+            </w:pPr>
+            <w:r>
+              <w:t xml:space="preserve">Смысл</w:t>
+            </w:r>
+          </w:p>
+        </w:tc>
+      </w:tr>
+      <w:tr>
+        <w:tc>
+          <w:tcPr/>
+          <w:p>
+            <w:pPr>
+              <w:pStyle w:val="Compact"/>
+            </w:pPr>
+            <w:r>
+              <w:rPr>
+                <w:rStyle w:val="VerbatimChar"/>
+              </w:rPr>
               <w:t xml:space="preserve">source_sheet</w:t>
             </w:r>
           </w:p>
@@ -24955,25 +25621,81 @@
       </w:r>
     </w:p>
     <w:bookmarkEnd w:id="54"/>
-    <w:bookmarkStart w:id="57" w:name="row-функции"/>
+    <w:bookmarkStart w:id="55" w:name="range-финал-транспонировать_таблицу"/>
     <w:p>
       <w:pPr>
         <w:pStyle w:val="Heading2"/>
       </w:pPr>
       <w:r>
-        <w:t xml:space="preserve">ROW-функции</w:t>
+        <w:t xml:space="preserve">RANGE / Финал:</w:t>
+      </w:r>
+      <w:r>
+        <w:t xml:space="preserve"> </w:t>
+      </w:r>
+      <w:r>
+        <w:rPr>
+          <w:rStyle w:val="VerbatimChar"/>
+        </w:rPr>
+        <w:t xml:space="preserve">транспонировать_таблицу</w:t>
       </w:r>
     </w:p>
-    <w:bookmarkStart w:id="55" w:name="преобразовать_числа"/>
     <w:p>
       <w:pPr>
-        <w:pStyle w:val="Heading3"/>
+        <w:pStyle w:val="FirstParagraph"/>
       </w:pPr>
       <w:r>
+        <w:t xml:space="preserve">Алиасы:</w:t>
+      </w:r>
+      <w:r>
+        <w:t xml:space="preserve"> </w:t>
+      </w:r>
+      <w:r>
         <w:rPr>
           <w:rStyle w:val="VerbatimChar"/>
         </w:rPr>
-        <w:t xml:space="preserve">преобразовать_числа</w:t>
+        <w:t xml:space="preserve">transpose</w:t>
+      </w:r>
+      <w:r>
+        <w:t xml:space="preserve">,</w:t>
+      </w:r>
+      <w:r>
+        <w:t xml:space="preserve"> </w:t>
+      </w:r>
+      <w:r>
+        <w:rPr>
+          <w:rStyle w:val="VerbatimChar"/>
+        </w:rPr>
+        <w:t xml:space="preserve">transpose_table</w:t>
+      </w:r>
+      <w:r>
+        <w:t xml:space="preserve">. Только UNO (не</w:t>
+      </w:r>
+      <w:r>
+        <w:t xml:space="preserve"> </w:t>
+      </w:r>
+      <w:r>
+        <w:rPr>
+          <w:rStyle w:val="VerbatimChar"/>
+        </w:rPr>
+        <w:t xml:space="preserve">Постобработка_xml</w:t>
+      </w:r>
+      <w:r>
+        <w:t xml:space="preserve"> </w:t>
+      </w:r>
+      <w:r>
+        <w:t xml:space="preserve">в v1). Ядро:</w:t>
+      </w:r>
+      <w:r>
+        <w:t xml:space="preserve"> </w:t>
+      </w:r>
+      <w:r>
+        <w:rPr>
+          <w:rStyle w:val="VerbatimChar"/>
+        </w:rPr>
+        <w:t xml:space="preserve">libre_macros_transpose_lib.py</w:t>
+      </w:r>
+      <w:r>
+        <w:t xml:space="preserve">.</w:t>
       </w:r>
     </w:p>
     <w:p>
@@ -25032,49 +25754,109 @@
         <w:rPr>
           <w:rStyle w:val="StringTok"/>
         </w:rPr>
-        <w:t xml:space="preserve">"преобразовать_числа"</w:t>
-      </w:r>
-      <w:r>
-        <w:rPr>
-          <w:rStyle w:val="FunctionTok"/>
-        </w:rPr>
-        <w:t xml:space="preserve">,</w:t>
-      </w:r>
-      <w:r>
-        <w:rPr>
-          <w:rStyle w:val="DataTypeTok"/>
-        </w:rPr>
-        <w:t xml:space="preserve">"columns"</w:t>
-      </w:r>
-      <w:r>
-        <w:rPr>
-          <w:rStyle w:val="FunctionTok"/>
-        </w:rPr>
-        <w:t xml:space="preserve">:</w:t>
-      </w:r>
-      <w:r>
-        <w:rPr>
-          <w:rStyle w:val="OtherTok"/>
-        </w:rPr>
-        <w:t xml:space="preserve">[</w:t>
-      </w:r>
-      <w:r>
-        <w:rPr>
-          <w:rStyle w:val="StringTok"/>
-        </w:rPr>
-        <w:t xml:space="preserve">"Сумма_руб"</w:t>
-      </w:r>
-      <w:r>
-        <w:rPr>
-          <w:rStyle w:val="OtherTok"/>
-        </w:rPr>
-        <w:t xml:space="preserve">,</w:t>
-      </w:r>
-      <w:r>
-        <w:rPr>
-          <w:rStyle w:val="StringTok"/>
-        </w:rPr>
-        <w:t xml:space="preserve">"Сумма_бонус"</w:t>
+        <w:t xml:space="preserve">"транспонировать_таблицу"</w:t>
+      </w:r>
+      <w:r>
+        <w:rPr>
+          <w:rStyle w:val="FunctionTok"/>
+        </w:rPr>
+        <w:t xml:space="preserve">,</w:t>
+      </w:r>
+      <w:r>
+        <w:rPr>
+          <w:rStyle w:val="DataTypeTok"/>
+        </w:rPr>
+        <w:t xml:space="preserve">"sheet"</w:t>
+      </w:r>
+      <w:r>
+        <w:rPr>
+          <w:rStyle w:val="FunctionTok"/>
+        </w:rPr>
+        <w:t xml:space="preserve">:</w:t>
+      </w:r>
+      <w:r>
+        <w:rPr>
+          <w:rStyle w:val="StringTok"/>
+        </w:rPr>
+        <w:t xml:space="preserve">"Матрица"</w:t>
+      </w:r>
+      <w:r>
+        <w:rPr>
+          <w:rStyle w:val="FunctionTok"/>
+        </w:rPr>
+        <w:t xml:space="preserve">,</w:t>
+      </w:r>
+      <w:r>
+        <w:rPr>
+          <w:rStyle w:val="DataTypeTok"/>
+        </w:rPr>
+        <w:t xml:space="preserve">"output"</w:t>
+      </w:r>
+      <w:r>
+        <w:rPr>
+          <w:rStyle w:val="FunctionTok"/>
+        </w:rPr>
+        <w:t xml:space="preserve">:</w:t>
+      </w:r>
+      <w:r>
+        <w:rPr>
+          <w:rStyle w:val="StringTok"/>
+        </w:rPr>
+        <w:t xml:space="preserve">"new_sheet"</w:t>
+      </w:r>
+      <w:r>
+        <w:rPr>
+          <w:rStyle w:val="FunctionTok"/>
+        </w:rPr>
+        <w:t xml:space="preserve">,</w:t>
+      </w:r>
+      <w:r>
+        <w:rPr>
+          <w:rStyle w:val="DataTypeTok"/>
+        </w:rPr>
+        <w:t xml:space="preserve">"dest_sheet"</w:t>
+      </w:r>
+      <w:r>
+        <w:rPr>
+          <w:rStyle w:val="FunctionTok"/>
+        </w:rPr>
+        <w:t xml:space="preserve">:</w:t>
+      </w:r>
+      <w:r>
+        <w:rPr>
+          <w:rStyle w:val="StringTok"/>
+        </w:rPr>
+        <w:t xml:space="preserve">"Матрица_T"</w:t>
+      </w:r>
+      <w:r>
+        <w:rPr>
+          <w:rStyle w:val="FunctionTok"/>
+        </w:rPr>
+        <w:t xml:space="preserve">,</w:t>
+      </w:r>
+      <w:r>
+        <w:rPr>
+          <w:rStyle w:val="DataTypeTok"/>
+        </w:rPr>
+        <w:t xml:space="preserve">"as_values"</w:t>
+      </w:r>
+      <w:r>
+        <w:rPr>
+          <w:rStyle w:val="FunctionTok"/>
+        </w:rPr>
+        <w:t xml:space="preserve">:</w:t>
+      </w:r>
+      <w:r>
+        <w:rPr>
+          <w:rStyle w:val="KeywordTok"/>
+        </w:rPr>
+        <w:t xml:space="preserve">true</w:t>
+      </w:r>
+      <w:r>
+        <w:rPr>
+          <w:rStyle w:val="FunctionTok"/>
+        </w:rPr>
+        <w:t xml:space="preserve">}</w:t>
       </w:r>
       <w:r>
         <w:rPr>
@@ -25082,30 +25864,829 @@
         </w:rPr>
         <w:t xml:space="preserve">]</w:t>
       </w:r>
-      <w:r>
-        <w:rPr>
-          <w:rStyle w:val="FunctionTok"/>
-        </w:rPr>
-        <w:t xml:space="preserve">}</w:t>
-      </w:r>
-      <w:r>
-        <w:rPr>
-          <w:rStyle w:val="OtherTok"/>
-        </w:rPr>
-        <w:t xml:space="preserve">]</w:t>
-      </w:r>
     </w:p>
-    <w:bookmarkEnd w:id="55"/>
-    <w:bookmarkStart w:id="56" w:name="цвет_текста_по_значению"/>
+    <w:tbl>
+      <w:tblPr>
+        <w:tblStyle w:val="Table"/>
+        <w:tblW w:type="pct" w:w="5000"/>
+        <w:tblLayout w:type="fixed"/>
+        <w:tblLook w:firstRow="1" w:lastRow="0" w:firstColumn="0" w:lastColumn="0" w:noHBand="0" w:noVBand="0" w:val="0020"/>
+      </w:tblPr>
+      <w:tblGrid>
+        <w:gridCol w:w="2262"/>
+        <w:gridCol w:w="1885"/>
+        <w:gridCol w:w="3771"/>
+      </w:tblGrid>
+      <w:tr>
+        <w:trPr>
+          <w:tblHeader w:val="on"/>
+        </w:trPr>
+        <w:tc>
+          <w:tcPr/>
+          <w:p>
+            <w:pPr>
+              <w:pStyle w:val="Compact"/>
+            </w:pPr>
+            <w:r>
+              <w:t xml:space="preserve">Поле</w:t>
+            </w:r>
+          </w:p>
+        </w:tc>
+        <w:tc>
+          <w:tcPr/>
+          <w:p>
+            <w:pPr>
+              <w:pStyle w:val="Compact"/>
+            </w:pPr>
+            <w:r>
+              <w:t xml:space="preserve">Тип</w:t>
+            </w:r>
+          </w:p>
+        </w:tc>
+        <w:tc>
+          <w:tcPr/>
+          <w:p>
+            <w:pPr>
+              <w:pStyle w:val="Compact"/>
+            </w:pPr>
+            <w:r>
+              <w:t xml:space="preserve">Описание</w:t>
+            </w:r>
+          </w:p>
+        </w:tc>
+      </w:tr>
+      <w:tr>
+        <w:tc>
+          <w:tcPr/>
+          <w:p>
+            <w:pPr>
+              <w:pStyle w:val="Compact"/>
+            </w:pPr>
+            <w:r>
+              <w:rPr>
+                <w:rStyle w:val="VerbatimChar"/>
+              </w:rPr>
+              <w:t xml:space="preserve">output</w:t>
+            </w:r>
+          </w:p>
+        </w:tc>
+        <w:tc>
+          <w:tcPr/>
+          <w:p>
+            <w:pPr>
+              <w:pStyle w:val="Compact"/>
+            </w:pPr>
+            <w:r>
+              <w:t xml:space="preserve">string</w:t>
+            </w:r>
+          </w:p>
+        </w:tc>
+        <w:tc>
+          <w:tcPr/>
+          <w:p>
+            <w:pPr>
+              <w:pStyle w:val="Compact"/>
+            </w:pPr>
+            <w:r>
+              <w:rPr>
+                <w:rStyle w:val="VerbatimChar"/>
+              </w:rPr>
+              <w:t xml:space="preserve">inplace</w:t>
+            </w:r>
+            <w:r>
+              <w:t xml:space="preserve"> </w:t>
+            </w:r>
+            <w:r>
+              <w:t xml:space="preserve">|</w:t>
+            </w:r>
+            <w:r>
+              <w:t xml:space="preserve"> </w:t>
+            </w:r>
+            <w:r>
+              <w:rPr>
+                <w:rStyle w:val="VerbatimChar"/>
+              </w:rPr>
+              <w:t xml:space="preserve">new_sheet</w:t>
+            </w:r>
+            <w:r>
+              <w:t xml:space="preserve"> </w:t>
+            </w:r>
+            <w:r>
+              <w:t xml:space="preserve">|</w:t>
+            </w:r>
+            <w:r>
+              <w:t xml:space="preserve"> </w:t>
+            </w:r>
+            <w:r>
+              <w:rPr>
+                <w:rStyle w:val="VerbatimChar"/>
+              </w:rPr>
+              <w:t xml:space="preserve">offset</w:t>
+            </w:r>
+          </w:p>
+        </w:tc>
+      </w:tr>
+      <w:tr>
+        <w:tc>
+          <w:tcPr/>
+          <w:p>
+            <w:pPr>
+              <w:pStyle w:val="Compact"/>
+            </w:pPr>
+            <w:r>
+              <w:rPr>
+                <w:rStyle w:val="VerbatimChar"/>
+              </w:rPr>
+              <w:t xml:space="preserve">dest_sheet</w:t>
+            </w:r>
+            <w:r>
+              <w:t xml:space="preserve"> </w:t>
+            </w:r>
+            <w:r>
+              <w:t xml:space="preserve">/</w:t>
+            </w:r>
+            <w:r>
+              <w:t xml:space="preserve"> </w:t>
+            </w:r>
+            <w:r>
+              <w:rPr>
+                <w:rStyle w:val="VerbatimChar"/>
+              </w:rPr>
+              <w:t xml:space="preserve">dest</w:t>
+            </w:r>
+          </w:p>
+        </w:tc>
+        <w:tc>
+          <w:tcPr/>
+          <w:p>
+            <w:pPr>
+              <w:pStyle w:val="Compact"/>
+            </w:pPr>
+            <w:r>
+              <w:t xml:space="preserve">string</w:t>
+            </w:r>
+          </w:p>
+        </w:tc>
+        <w:tc>
+          <w:tcPr/>
+          <w:p>
+            <w:pPr>
+              <w:pStyle w:val="Compact"/>
+            </w:pPr>
+            <w:r>
+              <w:t xml:space="preserve">обязателен при</w:t>
+            </w:r>
+            <w:r>
+              <w:t xml:space="preserve"> </w:t>
+            </w:r>
+            <w:r>
+              <w:rPr>
+                <w:rStyle w:val="VerbatimChar"/>
+              </w:rPr>
+              <w:t xml:space="preserve">new_sheet</w:t>
+            </w:r>
+          </w:p>
+        </w:tc>
+      </w:tr>
+      <w:tr>
+        <w:tc>
+          <w:tcPr/>
+          <w:p>
+            <w:pPr>
+              <w:pStyle w:val="Compact"/>
+            </w:pPr>
+            <w:r>
+              <w:rPr>
+                <w:rStyle w:val="VerbatimChar"/>
+              </w:rPr>
+              <w:t xml:space="preserve">dest_cell</w:t>
+            </w:r>
+          </w:p>
+        </w:tc>
+        <w:tc>
+          <w:tcPr/>
+          <w:p>
+            <w:pPr>
+              <w:pStyle w:val="Compact"/>
+            </w:pPr>
+            <w:r>
+              <w:t xml:space="preserve">string</w:t>
+            </w:r>
+          </w:p>
+        </w:tc>
+        <w:tc>
+          <w:tcPr/>
+          <w:p>
+            <w:pPr>
+              <w:pStyle w:val="Compact"/>
+            </w:pPr>
+            <w:r>
+              <w:t xml:space="preserve">якорь A1 при</w:t>
+            </w:r>
+            <w:r>
+              <w:t xml:space="preserve"> </w:t>
+            </w:r>
+            <w:r>
+              <w:rPr>
+                <w:rStyle w:val="VerbatimChar"/>
+              </w:rPr>
+              <w:t xml:space="preserve">offset</w:t>
+            </w:r>
+          </w:p>
+        </w:tc>
+      </w:tr>
+      <w:tr>
+        <w:tc>
+          <w:tcPr/>
+          <w:p>
+            <w:pPr>
+              <w:pStyle w:val="Compact"/>
+            </w:pPr>
+            <w:r>
+              <w:rPr>
+                <w:rStyle w:val="VerbatimChar"/>
+              </w:rPr>
+              <w:t xml:space="preserve">range</w:t>
+            </w:r>
+          </w:p>
+        </w:tc>
+        <w:tc>
+          <w:tcPr/>
+          <w:p>
+            <w:pPr>
+              <w:pStyle w:val="Compact"/>
+            </w:pPr>
+            <w:r>
+              <w:t xml:space="preserve">string</w:t>
+            </w:r>
+          </w:p>
+        </w:tc>
+        <w:tc>
+          <w:tcPr/>
+          <w:p>
+            <w:pPr>
+              <w:pStyle w:val="Compact"/>
+            </w:pPr>
+            <w:r>
+              <w:t xml:space="preserve">A1-диапазон; пусто = авто</w:t>
+            </w:r>
+          </w:p>
+        </w:tc>
+      </w:tr>
+      <w:tr>
+        <w:tc>
+          <w:tcPr/>
+          <w:p>
+            <w:pPr>
+              <w:pStyle w:val="Compact"/>
+            </w:pPr>
+            <w:r>
+              <w:rPr>
+                <w:rStyle w:val="VerbatimChar"/>
+              </w:rPr>
+              <w:t xml:space="preserve">header_row</w:t>
+            </w:r>
+            <w:r>
+              <w:t xml:space="preserve"> </w:t>
+            </w:r>
+            <w:r>
+              <w:t xml:space="preserve">/</w:t>
+            </w:r>
+            <w:r>
+              <w:t xml:space="preserve"> </w:t>
+            </w:r>
+            <w:r>
+              <w:rPr>
+                <w:rStyle w:val="VerbatimChar"/>
+              </w:rPr>
+              <w:t xml:space="preserve">data_start</w:t>
+            </w:r>
+          </w:p>
+        </w:tc>
+        <w:tc>
+          <w:tcPr/>
+          <w:p>
+            <w:pPr>
+              <w:pStyle w:val="Compact"/>
+            </w:pPr>
+            <w:r>
+              <w:t xml:space="preserve">int</w:t>
+            </w:r>
+          </w:p>
+        </w:tc>
+        <w:tc>
+          <w:tcPr/>
+          <w:p>
+            <w:pPr>
+              <w:pStyle w:val="Compact"/>
+            </w:pPr>
+            <w:r>
+              <w:t xml:space="preserve">якоря авто-диапазона</w:t>
+            </w:r>
+          </w:p>
+        </w:tc>
+      </w:tr>
+      <w:tr>
+        <w:tc>
+          <w:tcPr/>
+          <w:p>
+            <w:pPr>
+              <w:pStyle w:val="Compact"/>
+            </w:pPr>
+            <w:r>
+              <w:rPr>
+                <w:rStyle w:val="VerbatimChar"/>
+              </w:rPr>
+              <w:t xml:space="preserve">columns</w:t>
+            </w:r>
+          </w:p>
+        </w:tc>
+        <w:tc>
+          <w:tcPr/>
+          <w:p>
+            <w:pPr>
+              <w:pStyle w:val="Compact"/>
+            </w:pPr>
+            <w:r>
+              <w:t xml:space="preserve">list</w:t>
+            </w:r>
+          </w:p>
+        </w:tc>
+        <w:tc>
+          <w:tcPr/>
+          <w:p>
+            <w:pPr>
+              <w:pStyle w:val="Compact"/>
+            </w:pPr>
+            <w:r>
+              <w:rPr>
+                <w:rStyle w:val="VerbatimChar"/>
+              </w:rPr>
+              <w:t xml:space="preserve">columns_pick</w:t>
+            </w:r>
+          </w:p>
+        </w:tc>
+      </w:tr>
+      <w:tr>
+        <w:tc>
+          <w:tcPr/>
+          <w:p>
+            <w:pPr>
+              <w:pStyle w:val="Compact"/>
+            </w:pPr>
+            <w:r>
+              <w:rPr>
+                <w:rStyle w:val="VerbatimChar"/>
+              </w:rPr>
+              <w:t xml:space="preserve">headers_from_column</w:t>
+            </w:r>
+          </w:p>
+        </w:tc>
+        <w:tc>
+          <w:tcPr/>
+          <w:p>
+            <w:pPr>
+              <w:pStyle w:val="Compact"/>
+            </w:pPr>
+            <w:r>
+              <w:t xml:space="preserve">bool</w:t>
+            </w:r>
+          </w:p>
+        </w:tc>
+        <w:tc>
+          <w:tcPr/>
+          <w:p>
+            <w:pPr>
+              <w:pStyle w:val="Compact"/>
+            </w:pPr>
+            <w:r>
+              <w:t xml:space="preserve">шапка из колонки меток</w:t>
+            </w:r>
+          </w:p>
+        </w:tc>
+      </w:tr>
+      <w:tr>
+        <w:tc>
+          <w:tcPr/>
+          <w:p>
+            <w:pPr>
+              <w:pStyle w:val="Compact"/>
+            </w:pPr>
+            <w:r>
+              <w:rPr>
+                <w:rStyle w:val="VerbatimChar"/>
+              </w:rPr>
+              <w:t xml:space="preserve">header_column</w:t>
+            </w:r>
+          </w:p>
+        </w:tc>
+        <w:tc>
+          <w:tcPr/>
+          <w:p>
+            <w:pPr>
+              <w:pStyle w:val="Compact"/>
+            </w:pPr>
+            <w:r>
+              <w:t xml:space="preserve">int/string</w:t>
+            </w:r>
+          </w:p>
+        </w:tc>
+        <w:tc>
+          <w:tcPr/>
+          <w:p>
+            <w:pPr>
+              <w:pStyle w:val="Compact"/>
+            </w:pPr>
+            <w:r>
+              <w:t xml:space="preserve">колонка меток</w:t>
+            </w:r>
+          </w:p>
+        </w:tc>
+      </w:tr>
+      <w:tr>
+        <w:tc>
+          <w:tcPr/>
+          <w:p>
+            <w:pPr>
+              <w:pStyle w:val="Compact"/>
+            </w:pPr>
+            <w:r>
+              <w:rPr>
+                <w:rStyle w:val="VerbatimChar"/>
+              </w:rPr>
+              <w:t xml:space="preserve">result_headers</w:t>
+            </w:r>
+          </w:p>
+        </w:tc>
+        <w:tc>
+          <w:tcPr/>
+          <w:p>
+            <w:pPr>
+              <w:pStyle w:val="Compact"/>
+            </w:pPr>
+            <w:r>
+              <w:t xml:space="preserve">list/string</w:t>
+            </w:r>
+          </w:p>
+        </w:tc>
+        <w:tc>
+          <w:tcPr/>
+          <w:p>
+            <w:pPr>
+              <w:pStyle w:val="Compact"/>
+            </w:pPr>
+            <w:r>
+              <w:t xml:space="preserve">кастомные имена столбцов результата (prepend); алиас</w:t>
+            </w:r>
+            <w:r>
+              <w:t xml:space="preserve"> </w:t>
+            </w:r>
+            <w:r>
+              <w:rPr>
+                <w:rStyle w:val="VerbatimChar"/>
+              </w:rPr>
+              <w:t xml:space="preserve">new_headers</w:t>
+            </w:r>
+          </w:p>
+        </w:tc>
+      </w:tr>
+      <w:tr>
+        <w:tc>
+          <w:tcPr/>
+          <w:p>
+            <w:pPr>
+              <w:pStyle w:val="Compact"/>
+            </w:pPr>
+            <w:r>
+              <w:rPr>
+                <w:rStyle w:val="VerbatimChar"/>
+              </w:rPr>
+              <w:t xml:space="preserve">skip_header_row</w:t>
+            </w:r>
+            <w:r>
+              <w:t xml:space="preserve"> </w:t>
+            </w:r>
+            <w:r>
+              <w:t xml:space="preserve">/</w:t>
+            </w:r>
+            <w:r>
+              <w:t xml:space="preserve"> </w:t>
+            </w:r>
+            <w:r>
+              <w:rPr>
+                <w:rStyle w:val="VerbatimChar"/>
+              </w:rPr>
+              <w:t xml:space="preserve">skip_first_column</w:t>
+            </w:r>
+          </w:p>
+        </w:tc>
+        <w:tc>
+          <w:tcPr/>
+          <w:p>
+            <w:pPr>
+              <w:pStyle w:val="Compact"/>
+            </w:pPr>
+            <w:r>
+              <w:t xml:space="preserve">bool</w:t>
+            </w:r>
+          </w:p>
+        </w:tc>
+        <w:tc>
+          <w:tcPr/>
+          <w:p>
+            <w:pPr>
+              <w:pStyle w:val="Compact"/>
+            </w:pPr>
+            <w:r>
+              <w:t xml:space="preserve">вырез до транспонирования (ограничения с</w:t>
+            </w:r>
+            <w:r>
+              <w:t xml:space="preserve"> </w:t>
+            </w:r>
+            <w:r>
+              <w:rPr>
+                <w:rStyle w:val="VerbatimChar"/>
+              </w:rPr>
+              <w:t xml:space="preserve">inplace</w:t>
+            </w:r>
+            <w:r>
+              <w:t xml:space="preserve">)</w:t>
+            </w:r>
+          </w:p>
+        </w:tc>
+      </w:tr>
+      <w:tr>
+        <w:tc>
+          <w:tcPr/>
+          <w:p>
+            <w:pPr>
+              <w:pStyle w:val="Compact"/>
+            </w:pPr>
+            <w:r>
+              <w:rPr>
+                <w:rStyle w:val="VerbatimChar"/>
+              </w:rPr>
+              <w:t xml:space="preserve">as_values</w:t>
+            </w:r>
+          </w:p>
+        </w:tc>
+        <w:tc>
+          <w:tcPr/>
+          <w:p>
+            <w:pPr>
+              <w:pStyle w:val="Compact"/>
+            </w:pPr>
+            <w:r>
+              <w:t xml:space="preserve">bool</w:t>
+            </w:r>
+          </w:p>
+        </w:tc>
+        <w:tc>
+          <w:tcPr/>
+          <w:p>
+            <w:pPr>
+              <w:pStyle w:val="Compact"/>
+            </w:pPr>
+            <w:r>
+              <w:t xml:space="preserve">default true</w:t>
+            </w:r>
+          </w:p>
+        </w:tc>
+      </w:tr>
+      <w:tr>
+        <w:tc>
+          <w:tcPr/>
+          <w:p>
+            <w:pPr>
+              <w:pStyle w:val="Compact"/>
+            </w:pPr>
+            <w:r>
+              <w:rPr>
+                <w:rStyle w:val="VerbatimChar"/>
+              </w:rPr>
+              <w:t xml:space="preserve">overwrite_overlap</w:t>
+            </w:r>
+            <w:r>
+              <w:t xml:space="preserve"> </w:t>
+            </w:r>
+            <w:r>
+              <w:t xml:space="preserve">/</w:t>
+            </w:r>
+            <w:r>
+              <w:t xml:space="preserve"> </w:t>
+            </w:r>
+            <w:r>
+              <w:rPr>
+                <w:rStyle w:val="VerbatimChar"/>
+              </w:rPr>
+              <w:t xml:space="preserve">clear_source</w:t>
+            </w:r>
+            <w:r>
+              <w:t xml:space="preserve"> </w:t>
+            </w:r>
+            <w:r>
+              <w:t xml:space="preserve">/</w:t>
+            </w:r>
+            <w:r>
+              <w:t xml:space="preserve"> </w:t>
+            </w:r>
+            <w:r>
+              <w:rPr>
+                <w:rStyle w:val="VerbatimChar"/>
+              </w:rPr>
+              <w:t xml:space="preserve">with_formatting</w:t>
+            </w:r>
+          </w:p>
+        </w:tc>
+        <w:tc>
+          <w:tcPr/>
+          <w:p>
+            <w:pPr>
+              <w:pStyle w:val="Compact"/>
+            </w:pPr>
+            <w:r>
+              <w:t xml:space="preserve">bool</w:t>
+            </w:r>
+          </w:p>
+        </w:tc>
+        <w:tc>
+          <w:tcPr/>
+          <w:p>
+            <w:pPr>
+              <w:pStyle w:val="Compact"/>
+            </w:pPr>
+            <w:r>
+              <w:t xml:space="preserve">см. справку визарда</w:t>
+            </w:r>
+          </w:p>
+        </w:tc>
+      </w:tr>
+    </w:tbl>
     <w:p>
       <w:pPr>
-        <w:pStyle w:val="Heading3"/>
+        <w:pStyle w:val="SourceCode"/>
       </w:pPr>
       <w:r>
         <w:rPr>
-          <w:rStyle w:val="VerbatimChar"/>
-        </w:rPr>
-        <w:t xml:space="preserve">цвет_текста_по_значению</w:t>
+          <w:rStyle w:val="OtherTok"/>
+        </w:rPr>
+        <w:t xml:space="preserve">[</w:t>
+      </w:r>
+      <w:r>
+        <w:rPr>
+          <w:rStyle w:val="FunctionTok"/>
+        </w:rPr>
+        <w:t xml:space="preserve">{</w:t>
+      </w:r>
+      <w:r>
+        <w:rPr>
+          <w:rStyle w:val="DataTypeTok"/>
+        </w:rPr>
+        <w:t xml:space="preserve">"v"</w:t>
+      </w:r>
+      <w:r>
+        <w:rPr>
+          <w:rStyle w:val="FunctionTok"/>
+        </w:rPr>
+        <w:t xml:space="preserve">:</w:t>
+      </w:r>
+      <w:r>
+        <w:rPr>
+          <w:rStyle w:val="DecValTok"/>
+        </w:rPr>
+        <w:t xml:space="preserve">1</w:t>
+      </w:r>
+      <w:r>
+        <w:rPr>
+          <w:rStyle w:val="FunctionTok"/>
+        </w:rPr>
+        <w:t xml:space="preserve">,</w:t>
+      </w:r>
+      <w:r>
+        <w:rPr>
+          <w:rStyle w:val="DataTypeTok"/>
+        </w:rPr>
+        <w:t xml:space="preserve">"fn"</w:t>
+      </w:r>
+      <w:r>
+        <w:rPr>
+          <w:rStyle w:val="FunctionTok"/>
+        </w:rPr>
+        <w:t xml:space="preserve">:</w:t>
+      </w:r>
+      <w:r>
+        <w:rPr>
+          <w:rStyle w:val="StringTok"/>
+        </w:rPr>
+        <w:t xml:space="preserve">"транспонировать_таблицу"</w:t>
+      </w:r>
+      <w:r>
+        <w:rPr>
+          <w:rStyle w:val="FunctionTok"/>
+        </w:rPr>
+        <w:t xml:space="preserve">,</w:t>
+      </w:r>
+      <w:r>
+        <w:rPr>
+          <w:rStyle w:val="DataTypeTok"/>
+        </w:rPr>
+        <w:t xml:space="preserve">"sheet"</w:t>
+      </w:r>
+      <w:r>
+        <w:rPr>
+          <w:rStyle w:val="FunctionTok"/>
+        </w:rPr>
+        <w:t xml:space="preserve">:</w:t>
+      </w:r>
+      <w:r>
+        <w:rPr>
+          <w:rStyle w:val="StringTok"/>
+        </w:rPr>
+        <w:t xml:space="preserve">"Метки_колонка"</w:t>
+      </w:r>
+      <w:r>
+        <w:rPr>
+          <w:rStyle w:val="FunctionTok"/>
+        </w:rPr>
+        <w:t xml:space="preserve">,</w:t>
+      </w:r>
+      <w:r>
+        <w:rPr>
+          <w:rStyle w:val="DataTypeTok"/>
+        </w:rPr>
+        <w:t xml:space="preserve">"output"</w:t>
+      </w:r>
+      <w:r>
+        <w:rPr>
+          <w:rStyle w:val="FunctionTok"/>
+        </w:rPr>
+        <w:t xml:space="preserve">:</w:t>
+      </w:r>
+      <w:r>
+        <w:rPr>
+          <w:rStyle w:val="StringTok"/>
+        </w:rPr>
+        <w:t xml:space="preserve">"new_sheet"</w:t>
+      </w:r>
+      <w:r>
+        <w:rPr>
+          <w:rStyle w:val="FunctionTok"/>
+        </w:rPr>
+        <w:t xml:space="preserve">,</w:t>
+      </w:r>
+      <w:r>
+        <w:rPr>
+          <w:rStyle w:val="DataTypeTok"/>
+        </w:rPr>
+        <w:t xml:space="preserve">"dest_sheet"</w:t>
+      </w:r>
+      <w:r>
+        <w:rPr>
+          <w:rStyle w:val="FunctionTok"/>
+        </w:rPr>
+        <w:t xml:space="preserve">:</w:t>
+      </w:r>
+      <w:r>
+        <w:rPr>
+          <w:rStyle w:val="StringTok"/>
+        </w:rPr>
+        <w:t xml:space="preserve">"Метки_T"</w:t>
+      </w:r>
+      <w:r>
+        <w:rPr>
+          <w:rStyle w:val="FunctionTok"/>
+        </w:rPr>
+        <w:t xml:space="preserve">,</w:t>
+      </w:r>
+      <w:r>
+        <w:rPr>
+          <w:rStyle w:val="DataTypeTok"/>
+        </w:rPr>
+        <w:t xml:space="preserve">"headers_from_column"</w:t>
+      </w:r>
+      <w:r>
+        <w:rPr>
+          <w:rStyle w:val="FunctionTok"/>
+        </w:rPr>
+        <w:t xml:space="preserve">:</w:t>
+      </w:r>
+      <w:r>
+        <w:rPr>
+          <w:rStyle w:val="KeywordTok"/>
+        </w:rPr>
+        <w:t xml:space="preserve">true</w:t>
+      </w:r>
+      <w:r>
+        <w:rPr>
+          <w:rStyle w:val="FunctionTok"/>
+        </w:rPr>
+        <w:t xml:space="preserve">}</w:t>
+      </w:r>
+      <w:r>
+        <w:rPr>
+          <w:rStyle w:val="OtherTok"/>
+        </w:rPr>
+        <w:t xml:space="preserve">]</w:t>
       </w:r>
     </w:p>
     <w:p>
@@ -25164,31 +26745,139 @@
         <w:rPr>
           <w:rStyle w:val="StringTok"/>
         </w:rPr>
-        <w:t xml:space="preserve">"цвет_текста_по_значению"</w:t>
-      </w:r>
-      <w:r>
-        <w:rPr>
-          <w:rStyle w:val="FunctionTok"/>
-        </w:rPr>
-        <w:t xml:space="preserve">,</w:t>
-      </w:r>
-      <w:r>
-        <w:rPr>
-          <w:rStyle w:val="DataTypeTok"/>
-        </w:rPr>
-        <w:t xml:space="preserve">"marker"</w:t>
-      </w:r>
-      <w:r>
-        <w:rPr>
-          <w:rStyle w:val="FunctionTok"/>
-        </w:rPr>
-        <w:t xml:space="preserve">:</w:t>
-      </w:r>
-      <w:r>
-        <w:rPr>
-          <w:rStyle w:val="StringTok"/>
-        </w:rPr>
-        <w:t xml:space="preserve">"статус"</w:t>
+        <w:t xml:space="preserve">"транспонировать_таблицу"</w:t>
+      </w:r>
+      <w:r>
+        <w:rPr>
+          <w:rStyle w:val="FunctionTok"/>
+        </w:rPr>
+        <w:t xml:space="preserve">,</w:t>
+      </w:r>
+      <w:r>
+        <w:rPr>
+          <w:rStyle w:val="DataTypeTok"/>
+        </w:rPr>
+        <w:t xml:space="preserve">"sheet"</w:t>
+      </w:r>
+      <w:r>
+        <w:rPr>
+          <w:rStyle w:val="FunctionTok"/>
+        </w:rPr>
+        <w:t xml:space="preserve">:</w:t>
+      </w:r>
+      <w:r>
+        <w:rPr>
+          <w:rStyle w:val="StringTok"/>
+        </w:rPr>
+        <w:t xml:space="preserve">"Матрица"</w:t>
+      </w:r>
+      <w:r>
+        <w:rPr>
+          <w:rStyle w:val="FunctionTok"/>
+        </w:rPr>
+        <w:t xml:space="preserve">,</w:t>
+      </w:r>
+      <w:r>
+        <w:rPr>
+          <w:rStyle w:val="DataTypeTok"/>
+        </w:rPr>
+        <w:t xml:space="preserve">"output"</w:t>
+      </w:r>
+      <w:r>
+        <w:rPr>
+          <w:rStyle w:val="FunctionTok"/>
+        </w:rPr>
+        <w:t xml:space="preserve">:</w:t>
+      </w:r>
+      <w:r>
+        <w:rPr>
+          <w:rStyle w:val="StringTok"/>
+        </w:rPr>
+        <w:t xml:space="preserve">"new_sheet"</w:t>
+      </w:r>
+      <w:r>
+        <w:rPr>
+          <w:rStyle w:val="FunctionTok"/>
+        </w:rPr>
+        <w:t xml:space="preserve">,</w:t>
+      </w:r>
+      <w:r>
+        <w:rPr>
+          <w:rStyle w:val="DataTypeTok"/>
+        </w:rPr>
+        <w:t xml:space="preserve">"dest_sheet"</w:t>
+      </w:r>
+      <w:r>
+        <w:rPr>
+          <w:rStyle w:val="FunctionTok"/>
+        </w:rPr>
+        <w:t xml:space="preserve">:</w:t>
+      </w:r>
+      <w:r>
+        <w:rPr>
+          <w:rStyle w:val="StringTok"/>
+        </w:rPr>
+        <w:t xml:space="preserve">"Матрица_H"</w:t>
+      </w:r>
+      <w:r>
+        <w:rPr>
+          <w:rStyle w:val="FunctionTok"/>
+        </w:rPr>
+        <w:t xml:space="preserve">,</w:t>
+      </w:r>
+      <w:r>
+        <w:rPr>
+          <w:rStyle w:val="DataTypeTok"/>
+        </w:rPr>
+        <w:t xml:space="preserve">"result_headers"</w:t>
+      </w:r>
+      <w:r>
+        <w:rPr>
+          <w:rStyle w:val="FunctionTok"/>
+        </w:rPr>
+        <w:t xml:space="preserve">:</w:t>
+      </w:r>
+      <w:r>
+        <w:rPr>
+          <w:rStyle w:val="OtherTok"/>
+        </w:rPr>
+        <w:t xml:space="preserve">[</w:t>
+      </w:r>
+      <w:r>
+        <w:rPr>
+          <w:rStyle w:val="StringTok"/>
+        </w:rPr>
+        <w:t xml:space="preserve">"Метка"</w:t>
+      </w:r>
+      <w:r>
+        <w:rPr>
+          <w:rStyle w:val="OtherTok"/>
+        </w:rPr>
+        <w:t xml:space="preserve">,</w:t>
+      </w:r>
+      <w:r>
+        <w:rPr>
+          <w:rStyle w:val="StringTok"/>
+        </w:rPr>
+        <w:t xml:space="preserve">"Строка1"</w:t>
+      </w:r>
+      <w:r>
+        <w:rPr>
+          <w:rStyle w:val="OtherTok"/>
+        </w:rPr>
+        <w:t xml:space="preserve">,</w:t>
+      </w:r>
+      <w:r>
+        <w:rPr>
+          <w:rStyle w:val="StringTok"/>
+        </w:rPr>
+        <w:t xml:space="preserve">"Строка2"</w:t>
+      </w:r>
+      <w:r>
+        <w:rPr>
+          <w:rStyle w:val="OtherTok"/>
+        </w:rPr>
+        <w:t xml:space="preserve">]</w:t>
       </w:r>
       <w:r>
         <w:rPr>
@@ -25208,28 +26897,33 @@
         <w:pStyle w:val="FirstParagraph"/>
       </w:pPr>
       <w:r>
-        <w:t xml:space="preserve">Остальные ROW (</w:t>
+        <w:t xml:space="preserve">Сценарий:</w:t>
+      </w:r>
+      <w:r>
+        <w:t xml:space="preserve"> </w:t>
       </w:r>
       <w:r>
         <w:rPr>
           <w:rStyle w:val="VerbatimChar"/>
         </w:rPr>
-        <w:t xml:space="preserve">серые_служебные</w:t>
-      </w:r>
-      <w:r>
-        <w:t xml:space="preserve">,</w:t>
+        <w:t xml:space="preserve">16_transpose_table.xltx</w:t>
+      </w:r>
+      <w:r>
+        <w:t xml:space="preserve">. Подробности —</w:t>
       </w:r>
       <w:r>
         <w:t xml:space="preserve"> </w:t>
       </w:r>
-      <w:r>
-        <w:rPr>
-          <w:rStyle w:val="VerbatimChar"/>
-        </w:rPr>
-        <w:t xml:space="preserve">полосы_по_пути</w:t>
-      </w:r>
-      <w:r>
-        <w:t xml:space="preserve">, …) — как список листов, см. раздел «Список листов».</w:t>
+      <w:hyperlink r:id="rId29">
+        <w:r>
+          <w:rPr>
+            <w:rStyle w:val="Hyperlink"/>
+          </w:rPr>
+          <w:t xml:space="preserve">05_POSTPROCESS.md</w:t>
+        </w:r>
+      </w:hyperlink>
+      <w:r>
+        <w:t xml:space="preserve">, встроенная «Справка» визарда.</w:t>
       </w:r>
     </w:p>
     <w:p>
@@ -25239,9 +26933,871 @@
         </w:pict>
       </w:r>
     </w:p>
+    <w:bookmarkEnd w:id="55"/>
+    <w:bookmarkStart w:id="56" w:name="X9c683897a449ab43600bc6c07929f2d5577ff4d"/>
+    <w:p>
+      <w:pPr>
+        <w:pStyle w:val="Heading2"/>
+      </w:pPr>
+      <w:r>
+        <w:t xml:space="preserve">RANGE / Финал:</w:t>
+      </w:r>
+      <w:r>
+        <w:t xml:space="preserve"> </w:t>
+      </w:r>
+      <w:r>
+        <w:rPr>
+          <w:rStyle w:val="VerbatimChar"/>
+        </w:rPr>
+        <w:t xml:space="preserve">анкета_в_таблицу</w:t>
+      </w:r>
+      <w:r>
+        <w:t xml:space="preserve"> </w:t>
+      </w:r>
+      <w:r>
+        <w:t xml:space="preserve">/</w:t>
+      </w:r>
+      <w:r>
+        <w:t xml:space="preserve"> </w:t>
+      </w:r>
+      <w:r>
+        <w:rPr>
+          <w:rStyle w:val="VerbatimChar"/>
+        </w:rPr>
+        <w:t xml:space="preserve">таблица_в_анкету</w:t>
+      </w:r>
+    </w:p>
+    <w:p>
+      <w:pPr>
+        <w:pStyle w:val="FirstParagraph"/>
+      </w:pPr>
+      <w:r>
+        <w:t xml:space="preserve">Алиасы:</w:t>
+      </w:r>
+      <w:r>
+        <w:t xml:space="preserve"> </w:t>
+      </w:r>
+      <w:r>
+        <w:rPr>
+          <w:rStyle w:val="VerbatimChar"/>
+        </w:rPr>
+        <w:t xml:space="preserve">form_to_table</w:t>
+      </w:r>
+      <w:r>
+        <w:t xml:space="preserve"> </w:t>
+      </w:r>
+      <w:r>
+        <w:t xml:space="preserve">/</w:t>
+      </w:r>
+      <w:r>
+        <w:t xml:space="preserve"> </w:t>
+      </w:r>
+      <w:r>
+        <w:rPr>
+          <w:rStyle w:val="VerbatimChar"/>
+        </w:rPr>
+        <w:t xml:space="preserve">form_to_wide</w:t>
+      </w:r>
+      <w:r>
+        <w:t xml:space="preserve">;</w:t>
+      </w:r>
+      <w:r>
+        <w:t xml:space="preserve"> </w:t>
+      </w:r>
+      <w:r>
+        <w:rPr>
+          <w:rStyle w:val="VerbatimChar"/>
+        </w:rPr>
+        <w:t xml:space="preserve">table_to_form</w:t>
+      </w:r>
+      <w:r>
+        <w:t xml:space="preserve"> </w:t>
+      </w:r>
+      <w:r>
+        <w:t xml:space="preserve">/</w:t>
+      </w:r>
+      <w:r>
+        <w:t xml:space="preserve"> </w:t>
+      </w:r>
+      <w:r>
+        <w:rPr>
+          <w:rStyle w:val="VerbatimChar"/>
+        </w:rPr>
+        <w:t xml:space="preserve">wide_to_form</w:t>
+      </w:r>
+      <w:r>
+        <w:t xml:space="preserve">. Ядро:</w:t>
+      </w:r>
+      <w:r>
+        <w:t xml:space="preserve"> </w:t>
+      </w:r>
+      <w:r>
+        <w:rPr>
+          <w:rStyle w:val="VerbatimChar"/>
+        </w:rPr>
+        <w:t xml:space="preserve">libre_macros_form_table_lib.py</w:t>
+      </w:r>
+      <w:r>
+        <w:t xml:space="preserve">.</w:t>
+      </w:r>
+    </w:p>
+    <w:p>
+      <w:pPr>
+        <w:pStyle w:val="SourceCode"/>
+      </w:pPr>
+      <w:r>
+        <w:rPr>
+          <w:rStyle w:val="OtherTok"/>
+        </w:rPr>
+        <w:t xml:space="preserve">[</w:t>
+      </w:r>
+      <w:r>
+        <w:rPr>
+          <w:rStyle w:val="FunctionTok"/>
+        </w:rPr>
+        <w:t xml:space="preserve">{</w:t>
+      </w:r>
+      <w:r>
+        <w:rPr>
+          <w:rStyle w:val="DataTypeTok"/>
+        </w:rPr>
+        <w:t xml:space="preserve">"v"</w:t>
+      </w:r>
+      <w:r>
+        <w:rPr>
+          <w:rStyle w:val="FunctionTok"/>
+        </w:rPr>
+        <w:t xml:space="preserve">:</w:t>
+      </w:r>
+      <w:r>
+        <w:rPr>
+          <w:rStyle w:val="DecValTok"/>
+        </w:rPr>
+        <w:t xml:space="preserve">1</w:t>
+      </w:r>
+      <w:r>
+        <w:rPr>
+          <w:rStyle w:val="FunctionTok"/>
+        </w:rPr>
+        <w:t xml:space="preserve">,</w:t>
+      </w:r>
+      <w:r>
+        <w:rPr>
+          <w:rStyle w:val="DataTypeTok"/>
+        </w:rPr>
+        <w:t xml:space="preserve">"fn"</w:t>
+      </w:r>
+      <w:r>
+        <w:rPr>
+          <w:rStyle w:val="FunctionTok"/>
+        </w:rPr>
+        <w:t xml:space="preserve">:</w:t>
+      </w:r>
+      <w:r>
+        <w:rPr>
+          <w:rStyle w:val="StringTok"/>
+        </w:rPr>
+        <w:t xml:space="preserve">"анкета_в_таблицу"</w:t>
+      </w:r>
+      <w:r>
+        <w:rPr>
+          <w:rStyle w:val="FunctionTok"/>
+        </w:rPr>
+        <w:t xml:space="preserve">,</w:t>
+      </w:r>
+      <w:r>
+        <w:rPr>
+          <w:rStyle w:val="DataTypeTok"/>
+        </w:rPr>
+        <w:t xml:space="preserve">"question_column"</w:t>
+      </w:r>
+      <w:r>
+        <w:rPr>
+          <w:rStyle w:val="FunctionTok"/>
+        </w:rPr>
+        <w:t xml:space="preserve">:</w:t>
+      </w:r>
+      <w:r>
+        <w:rPr>
+          <w:rStyle w:val="StringTok"/>
+        </w:rPr>
+        <w:t xml:space="preserve">"A"</w:t>
+      </w:r>
+      <w:r>
+        <w:rPr>
+          <w:rStyle w:val="FunctionTok"/>
+        </w:rPr>
+        <w:t xml:space="preserve">,</w:t>
+      </w:r>
+      <w:r>
+        <w:rPr>
+          <w:rStyle w:val="DataTypeTok"/>
+        </w:rPr>
+        <w:t xml:space="preserve">"answer_column"</w:t>
+      </w:r>
+      <w:r>
+        <w:rPr>
+          <w:rStyle w:val="FunctionTok"/>
+        </w:rPr>
+        <w:t xml:space="preserve">:</w:t>
+      </w:r>
+      <w:r>
+        <w:rPr>
+          <w:rStyle w:val="StringTok"/>
+        </w:rPr>
+        <w:t xml:space="preserve">"B"</w:t>
+      </w:r>
+      <w:r>
+        <w:rPr>
+          <w:rStyle w:val="FunctionTok"/>
+        </w:rPr>
+        <w:t xml:space="preserve">,</w:t>
+      </w:r>
+      <w:r>
+        <w:rPr>
+          <w:rStyle w:val="DataTypeTok"/>
+        </w:rPr>
+        <w:t xml:space="preserve">"block_mode"</w:t>
+      </w:r>
+      <w:r>
+        <w:rPr>
+          <w:rStyle w:val="FunctionTok"/>
+        </w:rPr>
+        <w:t xml:space="preserve">:</w:t>
+      </w:r>
+      <w:r>
+        <w:rPr>
+          <w:rStyle w:val="StringTok"/>
+        </w:rPr>
+        <w:t xml:space="preserve">"by_repeat_key"</w:t>
+      </w:r>
+      <w:r>
+        <w:rPr>
+          <w:rStyle w:val="FunctionTok"/>
+        </w:rPr>
+        <w:t xml:space="preserve">,</w:t>
+      </w:r>
+      <w:r>
+        <w:rPr>
+          <w:rStyle w:val="DataTypeTok"/>
+        </w:rPr>
+        <w:t xml:space="preserve">"block_start_question"</w:t>
+      </w:r>
+      <w:r>
+        <w:rPr>
+          <w:rStyle w:val="FunctionTok"/>
+        </w:rPr>
+        <w:t xml:space="preserve">:</w:t>
+      </w:r>
+      <w:r>
+        <w:rPr>
+          <w:rStyle w:val="StringTok"/>
+        </w:rPr>
+        <w:t xml:space="preserve">"ФИО"</w:t>
+      </w:r>
+      <w:r>
+        <w:rPr>
+          <w:rStyle w:val="FunctionTok"/>
+        </w:rPr>
+        <w:t xml:space="preserve">,</w:t>
+      </w:r>
+      <w:r>
+        <w:rPr>
+          <w:rStyle w:val="DataTypeTok"/>
+        </w:rPr>
+        <w:t xml:space="preserve">"output"</w:t>
+      </w:r>
+      <w:r>
+        <w:rPr>
+          <w:rStyle w:val="FunctionTok"/>
+        </w:rPr>
+        <w:t xml:space="preserve">:</w:t>
+      </w:r>
+      <w:r>
+        <w:rPr>
+          <w:rStyle w:val="StringTok"/>
+        </w:rPr>
+        <w:t xml:space="preserve">"new_sheet"</w:t>
+      </w:r>
+      <w:r>
+        <w:rPr>
+          <w:rStyle w:val="FunctionTok"/>
+        </w:rPr>
+        <w:t xml:space="preserve">,</w:t>
+      </w:r>
+      <w:r>
+        <w:rPr>
+          <w:rStyle w:val="DataTypeTok"/>
+        </w:rPr>
+        <w:t xml:space="preserve">"dest_sheet"</w:t>
+      </w:r>
+      <w:r>
+        <w:rPr>
+          <w:rStyle w:val="FunctionTok"/>
+        </w:rPr>
+        <w:t xml:space="preserve">:</w:t>
+      </w:r>
+      <w:r>
+        <w:rPr>
+          <w:rStyle w:val="StringTok"/>
+        </w:rPr>
+        <w:t xml:space="preserve">"Анкеты_wide"</w:t>
+      </w:r>
+      <w:r>
+        <w:rPr>
+          <w:rStyle w:val="FunctionTok"/>
+        </w:rPr>
+        <w:t xml:space="preserve">}</w:t>
+      </w:r>
+      <w:r>
+        <w:rPr>
+          <w:rStyle w:val="OtherTok"/>
+        </w:rPr>
+        <w:t xml:space="preserve">]</w:t>
+      </w:r>
+    </w:p>
+    <w:p>
+      <w:pPr>
+        <w:pStyle w:val="SourceCode"/>
+      </w:pPr>
+      <w:r>
+        <w:rPr>
+          <w:rStyle w:val="OtherTok"/>
+        </w:rPr>
+        <w:t xml:space="preserve">[</w:t>
+      </w:r>
+      <w:r>
+        <w:rPr>
+          <w:rStyle w:val="FunctionTok"/>
+        </w:rPr>
+        <w:t xml:space="preserve">{</w:t>
+      </w:r>
+      <w:r>
+        <w:rPr>
+          <w:rStyle w:val="DataTypeTok"/>
+        </w:rPr>
+        <w:t xml:space="preserve">"v"</w:t>
+      </w:r>
+      <w:r>
+        <w:rPr>
+          <w:rStyle w:val="FunctionTok"/>
+        </w:rPr>
+        <w:t xml:space="preserve">:</w:t>
+      </w:r>
+      <w:r>
+        <w:rPr>
+          <w:rStyle w:val="DecValTok"/>
+        </w:rPr>
+        <w:t xml:space="preserve">1</w:t>
+      </w:r>
+      <w:r>
+        <w:rPr>
+          <w:rStyle w:val="FunctionTok"/>
+        </w:rPr>
+        <w:t xml:space="preserve">,</w:t>
+      </w:r>
+      <w:r>
+        <w:rPr>
+          <w:rStyle w:val="DataTypeTok"/>
+        </w:rPr>
+        <w:t xml:space="preserve">"fn"</w:t>
+      </w:r>
+      <w:r>
+        <w:rPr>
+          <w:rStyle w:val="FunctionTok"/>
+        </w:rPr>
+        <w:t xml:space="preserve">:</w:t>
+      </w:r>
+      <w:r>
+        <w:rPr>
+          <w:rStyle w:val="StringTok"/>
+        </w:rPr>
+        <w:t xml:space="preserve">"таблица_в_анкету"</w:t>
+      </w:r>
+      <w:r>
+        <w:rPr>
+          <w:rStyle w:val="FunctionTok"/>
+        </w:rPr>
+        <w:t xml:space="preserve">,</w:t>
+      </w:r>
+      <w:r>
+        <w:rPr>
+          <w:rStyle w:val="DataTypeTok"/>
+        </w:rPr>
+        <w:t xml:space="preserve">"body_columns"</w:t>
+      </w:r>
+      <w:r>
+        <w:rPr>
+          <w:rStyle w:val="FunctionTok"/>
+        </w:rPr>
+        <w:t xml:space="preserve">:</w:t>
+      </w:r>
+      <w:r>
+        <w:rPr>
+          <w:rStyle w:val="OtherTok"/>
+        </w:rPr>
+        <w:t xml:space="preserve">[</w:t>
+      </w:r>
+      <w:r>
+        <w:rPr>
+          <w:rStyle w:val="StringTok"/>
+        </w:rPr>
+        <w:t xml:space="preserve">"'ФИО'"</w:t>
+      </w:r>
+      <w:r>
+        <w:rPr>
+          <w:rStyle w:val="OtherTok"/>
+        </w:rPr>
+        <w:t xml:space="preserve">,</w:t>
+      </w:r>
+      <w:r>
+        <w:rPr>
+          <w:rStyle w:val="StringTok"/>
+        </w:rPr>
+        <w:t xml:space="preserve">"'Возраст'"</w:t>
+      </w:r>
+      <w:r>
+        <w:rPr>
+          <w:rStyle w:val="OtherTok"/>
+        </w:rPr>
+        <w:t xml:space="preserve">]</w:t>
+      </w:r>
+      <w:r>
+        <w:rPr>
+          <w:rStyle w:val="FunctionTok"/>
+        </w:rPr>
+        <w:t xml:space="preserve">,</w:t>
+      </w:r>
+      <w:r>
+        <w:rPr>
+          <w:rStyle w:val="DataTypeTok"/>
+        </w:rPr>
+        <w:t xml:space="preserve">"question_header"</w:t>
+      </w:r>
+      <w:r>
+        <w:rPr>
+          <w:rStyle w:val="FunctionTok"/>
+        </w:rPr>
+        <w:t xml:space="preserve">:</w:t>
+      </w:r>
+      <w:r>
+        <w:rPr>
+          <w:rStyle w:val="StringTok"/>
+        </w:rPr>
+        <w:t xml:space="preserve">"Вопрос"</w:t>
+      </w:r>
+      <w:r>
+        <w:rPr>
+          <w:rStyle w:val="FunctionTok"/>
+        </w:rPr>
+        <w:t xml:space="preserve">,</w:t>
+      </w:r>
+      <w:r>
+        <w:rPr>
+          <w:rStyle w:val="DataTypeTok"/>
+        </w:rPr>
+        <w:t xml:space="preserve">"answer_header"</w:t>
+      </w:r>
+      <w:r>
+        <w:rPr>
+          <w:rStyle w:val="FunctionTok"/>
+        </w:rPr>
+        <w:t xml:space="preserve">:</w:t>
+      </w:r>
+      <w:r>
+        <w:rPr>
+          <w:rStyle w:val="StringTok"/>
+        </w:rPr>
+        <w:t xml:space="preserve">"Ответ"</w:t>
+      </w:r>
+      <w:r>
+        <w:rPr>
+          <w:rStyle w:val="FunctionTok"/>
+        </w:rPr>
+        <w:t xml:space="preserve">,</w:t>
+      </w:r>
+      <w:r>
+        <w:rPr>
+          <w:rStyle w:val="DataTypeTok"/>
+        </w:rPr>
+        <w:t xml:space="preserve">"has_header_in_output"</w:t>
+      </w:r>
+      <w:r>
+        <w:rPr>
+          <w:rStyle w:val="FunctionTok"/>
+        </w:rPr>
+        <w:t xml:space="preserve">:</w:t>
+      </w:r>
+      <w:r>
+        <w:rPr>
+          <w:rStyle w:val="KeywordTok"/>
+        </w:rPr>
+        <w:t xml:space="preserve">true</w:t>
+      </w:r>
+      <w:r>
+        <w:rPr>
+          <w:rStyle w:val="FunctionTok"/>
+        </w:rPr>
+        <w:t xml:space="preserve">,</w:t>
+      </w:r>
+      <w:r>
+        <w:rPr>
+          <w:rStyle w:val="DataTypeTok"/>
+        </w:rPr>
+        <w:t xml:space="preserve">"dest_sheet"</w:t>
+      </w:r>
+      <w:r>
+        <w:rPr>
+          <w:rStyle w:val="FunctionTok"/>
+        </w:rPr>
+        <w:t xml:space="preserve">:</w:t>
+      </w:r>
+      <w:r>
+        <w:rPr>
+          <w:rStyle w:val="StringTok"/>
+        </w:rPr>
+        <w:t xml:space="preserve">"Анкеты"</w:t>
+      </w:r>
+      <w:r>
+        <w:rPr>
+          <w:rStyle w:val="FunctionTok"/>
+        </w:rPr>
+        <w:t xml:space="preserve">}</w:t>
+      </w:r>
+      <w:r>
+        <w:rPr>
+          <w:rStyle w:val="OtherTok"/>
+        </w:rPr>
+        <w:t xml:space="preserve">]</w:t>
+      </w:r>
+    </w:p>
+    <w:p>
+      <w:pPr>
+        <w:pStyle w:val="FirstParagraph"/>
+      </w:pPr>
+      <w:r>
+        <w:t xml:space="preserve">Сценарии:</w:t>
+      </w:r>
+      <w:r>
+        <w:t xml:space="preserve"> </w:t>
+      </w:r>
+      <w:r>
+        <w:rPr>
+          <w:rStyle w:val="VerbatimChar"/>
+        </w:rPr>
+        <w:t xml:space="preserve">14_form_to_table.xltx</w:t>
+      </w:r>
+      <w:r>
+        <w:t xml:space="preserve">,</w:t>
+      </w:r>
+      <w:r>
+        <w:t xml:space="preserve"> </w:t>
+      </w:r>
+      <w:r>
+        <w:rPr>
+          <w:rStyle w:val="VerbatimChar"/>
+        </w:rPr>
+        <w:t xml:space="preserve">15_table_to_form.xltx</w:t>
+      </w:r>
+      <w:r>
+        <w:t xml:space="preserve">.</w:t>
+      </w:r>
+    </w:p>
+    <w:p>
+      <w:r>
+        <w:pict>
+          <v:rect style="width:0;height:1.5pt" o:hralign="center" o:hrstd="t" o:hr="t"/>
+        </w:pict>
+      </w:r>
+    </w:p>
     <w:bookmarkEnd w:id="56"/>
+    <w:bookmarkStart w:id="59" w:name="row-функции"/>
+    <w:p>
+      <w:pPr>
+        <w:pStyle w:val="Heading2"/>
+      </w:pPr>
+      <w:r>
+        <w:t xml:space="preserve">ROW-функции</w:t>
+      </w:r>
+    </w:p>
+    <w:bookmarkStart w:id="57" w:name="преобразовать_числа"/>
+    <w:p>
+      <w:pPr>
+        <w:pStyle w:val="Heading3"/>
+      </w:pPr>
+      <w:r>
+        <w:rPr>
+          <w:rStyle w:val="VerbatimChar"/>
+        </w:rPr>
+        <w:t xml:space="preserve">преобразовать_числа</w:t>
+      </w:r>
+    </w:p>
+    <w:p>
+      <w:pPr>
+        <w:pStyle w:val="SourceCode"/>
+      </w:pPr>
+      <w:r>
+        <w:rPr>
+          <w:rStyle w:val="OtherTok"/>
+        </w:rPr>
+        <w:t xml:space="preserve">[</w:t>
+      </w:r>
+      <w:r>
+        <w:rPr>
+          <w:rStyle w:val="FunctionTok"/>
+        </w:rPr>
+        <w:t xml:space="preserve">{</w:t>
+      </w:r>
+      <w:r>
+        <w:rPr>
+          <w:rStyle w:val="DataTypeTok"/>
+        </w:rPr>
+        <w:t xml:space="preserve">"v"</w:t>
+      </w:r>
+      <w:r>
+        <w:rPr>
+          <w:rStyle w:val="FunctionTok"/>
+        </w:rPr>
+        <w:t xml:space="preserve">:</w:t>
+      </w:r>
+      <w:r>
+        <w:rPr>
+          <w:rStyle w:val="DecValTok"/>
+        </w:rPr>
+        <w:t xml:space="preserve">1</w:t>
+      </w:r>
+      <w:r>
+        <w:rPr>
+          <w:rStyle w:val="FunctionTok"/>
+        </w:rPr>
+        <w:t xml:space="preserve">,</w:t>
+      </w:r>
+      <w:r>
+        <w:rPr>
+          <w:rStyle w:val="DataTypeTok"/>
+        </w:rPr>
+        <w:t xml:space="preserve">"fn"</w:t>
+      </w:r>
+      <w:r>
+        <w:rPr>
+          <w:rStyle w:val="FunctionTok"/>
+        </w:rPr>
+        <w:t xml:space="preserve">:</w:t>
+      </w:r>
+      <w:r>
+        <w:rPr>
+          <w:rStyle w:val="StringTok"/>
+        </w:rPr>
+        <w:t xml:space="preserve">"преобразовать_числа"</w:t>
+      </w:r>
+      <w:r>
+        <w:rPr>
+          <w:rStyle w:val="FunctionTok"/>
+        </w:rPr>
+        <w:t xml:space="preserve">,</w:t>
+      </w:r>
+      <w:r>
+        <w:rPr>
+          <w:rStyle w:val="DataTypeTok"/>
+        </w:rPr>
+        <w:t xml:space="preserve">"columns"</w:t>
+      </w:r>
+      <w:r>
+        <w:rPr>
+          <w:rStyle w:val="FunctionTok"/>
+        </w:rPr>
+        <w:t xml:space="preserve">:</w:t>
+      </w:r>
+      <w:r>
+        <w:rPr>
+          <w:rStyle w:val="OtherTok"/>
+        </w:rPr>
+        <w:t xml:space="preserve">[</w:t>
+      </w:r>
+      <w:r>
+        <w:rPr>
+          <w:rStyle w:val="StringTok"/>
+        </w:rPr>
+        <w:t xml:space="preserve">"Сумма_руб"</w:t>
+      </w:r>
+      <w:r>
+        <w:rPr>
+          <w:rStyle w:val="OtherTok"/>
+        </w:rPr>
+        <w:t xml:space="preserve">,</w:t>
+      </w:r>
+      <w:r>
+        <w:rPr>
+          <w:rStyle w:val="StringTok"/>
+        </w:rPr>
+        <w:t xml:space="preserve">"Сумма_бонус"</w:t>
+      </w:r>
+      <w:r>
+        <w:rPr>
+          <w:rStyle w:val="OtherTok"/>
+        </w:rPr>
+        <w:t xml:space="preserve">]</w:t>
+      </w:r>
+      <w:r>
+        <w:rPr>
+          <w:rStyle w:val="FunctionTok"/>
+        </w:rPr>
+        <w:t xml:space="preserve">}</w:t>
+      </w:r>
+      <w:r>
+        <w:rPr>
+          <w:rStyle w:val="OtherTok"/>
+        </w:rPr>
+        <w:t xml:space="preserve">]</w:t>
+      </w:r>
+    </w:p>
     <w:bookmarkEnd w:id="57"/>
-    <w:bookmarkStart w:id="58" w:name="сводная-таблица"/>
+    <w:bookmarkStart w:id="58" w:name="цвет_текста_по_значению"/>
+    <w:p>
+      <w:pPr>
+        <w:pStyle w:val="Heading3"/>
+      </w:pPr>
+      <w:r>
+        <w:rPr>
+          <w:rStyle w:val="VerbatimChar"/>
+        </w:rPr>
+        <w:t xml:space="preserve">цвет_текста_по_значению</w:t>
+      </w:r>
+    </w:p>
+    <w:p>
+      <w:pPr>
+        <w:pStyle w:val="SourceCode"/>
+      </w:pPr>
+      <w:r>
+        <w:rPr>
+          <w:rStyle w:val="OtherTok"/>
+        </w:rPr>
+        <w:t xml:space="preserve">[</w:t>
+      </w:r>
+      <w:r>
+        <w:rPr>
+          <w:rStyle w:val="FunctionTok"/>
+        </w:rPr>
+        <w:t xml:space="preserve">{</w:t>
+      </w:r>
+      <w:r>
+        <w:rPr>
+          <w:rStyle w:val="DataTypeTok"/>
+        </w:rPr>
+        <w:t xml:space="preserve">"v"</w:t>
+      </w:r>
+      <w:r>
+        <w:rPr>
+          <w:rStyle w:val="FunctionTok"/>
+        </w:rPr>
+        <w:t xml:space="preserve">:</w:t>
+      </w:r>
+      <w:r>
+        <w:rPr>
+          <w:rStyle w:val="DecValTok"/>
+        </w:rPr>
+        <w:t xml:space="preserve">1</w:t>
+      </w:r>
+      <w:r>
+        <w:rPr>
+          <w:rStyle w:val="FunctionTok"/>
+        </w:rPr>
+        <w:t xml:space="preserve">,</w:t>
+      </w:r>
+      <w:r>
+        <w:rPr>
+          <w:rStyle w:val="DataTypeTok"/>
+        </w:rPr>
+        <w:t xml:space="preserve">"fn"</w:t>
+      </w:r>
+      <w:r>
+        <w:rPr>
+          <w:rStyle w:val="FunctionTok"/>
+        </w:rPr>
+        <w:t xml:space="preserve">:</w:t>
+      </w:r>
+      <w:r>
+        <w:rPr>
+          <w:rStyle w:val="StringTok"/>
+        </w:rPr>
+        <w:t xml:space="preserve">"цвет_текста_по_значению"</w:t>
+      </w:r>
+      <w:r>
+        <w:rPr>
+          <w:rStyle w:val="FunctionTok"/>
+        </w:rPr>
+        <w:t xml:space="preserve">,</w:t>
+      </w:r>
+      <w:r>
+        <w:rPr>
+          <w:rStyle w:val="DataTypeTok"/>
+        </w:rPr>
+        <w:t xml:space="preserve">"marker"</w:t>
+      </w:r>
+      <w:r>
+        <w:rPr>
+          <w:rStyle w:val="FunctionTok"/>
+        </w:rPr>
+        <w:t xml:space="preserve">:</w:t>
+      </w:r>
+      <w:r>
+        <w:rPr>
+          <w:rStyle w:val="StringTok"/>
+        </w:rPr>
+        <w:t xml:space="preserve">"статус"</w:t>
+      </w:r>
+      <w:r>
+        <w:rPr>
+          <w:rStyle w:val="FunctionTok"/>
+        </w:rPr>
+        <w:t xml:space="preserve">}</w:t>
+      </w:r>
+      <w:r>
+        <w:rPr>
+          <w:rStyle w:val="OtherTok"/>
+        </w:rPr>
+        <w:t xml:space="preserve">]</w:t>
+      </w:r>
+    </w:p>
+    <w:p>
+      <w:pPr>
+        <w:pStyle w:val="FirstParagraph"/>
+      </w:pPr>
+      <w:r>
+        <w:t xml:space="preserve">Остальные ROW (</w:t>
+      </w:r>
+      <w:r>
+        <w:rPr>
+          <w:rStyle w:val="VerbatimChar"/>
+        </w:rPr>
+        <w:t xml:space="preserve">серые_служебные</w:t>
+      </w:r>
+      <w:r>
+        <w:t xml:space="preserve">,</w:t>
+      </w:r>
+      <w:r>
+        <w:t xml:space="preserve"> </w:t>
+      </w:r>
+      <w:r>
+        <w:rPr>
+          <w:rStyle w:val="VerbatimChar"/>
+        </w:rPr>
+        <w:t xml:space="preserve">полосы_по_пути</w:t>
+      </w:r>
+      <w:r>
+        <w:t xml:space="preserve">, …) — как список листов, см. раздел «Список листов».</w:t>
+      </w:r>
+    </w:p>
+    <w:p>
+      <w:r>
+        <w:pict>
+          <v:rect style="width:0;height:1.5pt" o:hralign="center" o:hrstd="t" o:hr="t"/>
+        </w:pict>
+      </w:r>
+    </w:p>
+    <w:bookmarkEnd w:id="58"/>
+    <w:bookmarkEnd w:id="59"/>
+    <w:bookmarkStart w:id="60" w:name="сводная-таблица"/>
     <w:p>
       <w:pPr>
         <w:pStyle w:val="Heading2"/>
@@ -26274,8 +28830,8 @@
         </w:pict>
       </w:r>
     </w:p>
-    <w:bookmarkEnd w:id="58"/>
-    <w:bookmarkStart w:id="59" w:name="функция_плагин"/>
+    <w:bookmarkEnd w:id="60"/>
+    <w:bookmarkStart w:id="61" w:name="функция_плагин"/>
     <w:p>
       <w:pPr>
         <w:pStyle w:val="Heading2"/>
@@ -26993,8 +29549,8 @@
         </w:pict>
       </w:r>
     </w:p>
-    <w:bookmarkEnd w:id="59"/>
-    <w:bookmarkStart w:id="60" w:name="визард-и-пресеты"/>
+    <w:bookmarkEnd w:id="61"/>
+    <w:bookmarkStart w:id="62" w:name="визард-и-пресеты"/>
     <w:p>
       <w:pPr>
         <w:pStyle w:val="Heading2"/>
@@ -27038,8 +29594,8 @@
         <w:t xml:space="preserve">.</w:t>
       </w:r>
     </w:p>
-    <w:bookmarkEnd w:id="60"/>
-    <w:bookmarkEnd w:id="61"/>
+    <w:bookmarkEnd w:id="62"/>
+    <w:bookmarkEnd w:id="63"/>
     <w:sectPr>
       <w:footnotePr>
         <w:numRestart w:val="eachSect"/>
